--- a/lessons/2-10/downloads/reveal/2.10-session-1-practice-form-b.docx
+++ b/lessons/2-10/downloads/reveal/2.10-session-1-practice-form-b.docx
@@ -15,7 +15,7 @@
         <w:rPr>
           <w:rFonts w:ascii="Avenir Next" w:hAnsi="Avenir Next" w:cs="Avenir Next" w:eastAsia="Avenir Next"/>
           <w:color w:val="1A1A1A"/>
-          <w:sz w:val="20"/>
+          <w:sz w:val="22"/>
           <w:szCs w:val="20"/>
         </w:rPr>
         <w:t xml:space="preserve">Name</w:t>
@@ -33,7 +33,7 @@
         <w:rPr>
           <w:rFonts w:ascii="Avenir Next" w:hAnsi="Avenir Next" w:cs="Avenir Next" w:eastAsia="Avenir Next"/>
           <w:color w:val="1A1A1A"/>
-          <w:sz w:val="20"/>
+          <w:sz w:val="22"/>
           <w:szCs w:val="20"/>
         </w:rPr>
         <w:t xml:space="preserve">   Date</w:t>
@@ -51,7 +51,7 @@
         <w:rPr>
           <w:rFonts w:ascii="Avenir Next" w:hAnsi="Avenir Next" w:cs="Avenir Next" w:eastAsia="Avenir Next"/>
           <w:color w:val="1A1A1A"/>
-          <w:sz w:val="20"/>
+          <w:sz w:val="22"/>
           <w:szCs w:val="20"/>
         </w:rPr>
         <w:t xml:space="preserve">   Period</w:t>
@@ -78,7 +78,7 @@
           <w:caps/>
           <w:color w:val="003A70"/>
           <w:spacing w:val="12"/>
-          <w:sz w:val="19"/>
+          <w:sz w:val="22"/>
           <w:szCs w:val="19"/>
         </w:rPr>
         <w:t xml:space="preserve">Lesson 2-10  ·  Session 1  ·  Practice  ·  Form B</w:t>
@@ -86,6 +86,7 @@
     </w:p>
     <w:p>
       <w:pPr>
+        <w:pStyle w:val="Heading1"/>
         <w:keepNext/>
         <w:spacing w:before="0" w:after="10" w:line="240" w:lineRule="auto"/>
       </w:pPr>
@@ -111,7 +112,7 @@
         <w:rPr>
           <w:rFonts w:ascii="Avenir Next" w:hAnsi="Avenir Next" w:cs="Avenir Next" w:eastAsia="Avenir Next"/>
           <w:color w:val="5A5F66"/>
-          <w:sz w:val="17"/>
+          <w:sz w:val="22"/>
           <w:szCs w:val="17"/>
         </w:rPr>
         <w:t xml:space="preserve">Learning target — I can choose the mean or the median to describe a data set based on its shape.</w:t>
@@ -128,7 +129,7 @@
     </w:p>
     <w:p>
       <w:pPr>
-        <w:spacing w:before="0" w:after="0" w:line="60" w:lineRule="auto"/>
+        <w:spacing w:before="0" w:after="0" w:line="50" w:lineRule="exact"/>
       </w:pPr>
     </w:p>
     <w:tbl>
@@ -167,6 +168,7 @@
           </w:tcPr>
           <w:p>
             <w:pPr>
+              <w:pStyle w:val="Heading2"/>
               <w:spacing w:before="0" w:after="40" w:line="264" w:lineRule="auto"/>
             </w:pPr>
             <w:r>
@@ -194,82 +196,82 @@
                 <w:rFonts w:ascii="Avenir Next" w:hAnsi="Avenir Next" w:cs="Avenir Next" w:eastAsia="Avenir Next"/>
                 <w:b/>
                 <w:color w:val="003A70"/>
+                <w:sz w:val="22"/>
+                <w:szCs w:val="18"/>
+              </w:rPr>
+              <w:t xml:space="preserve">•</w:t>
+            </w:r>
+            <w:r>
+              <w:rPr>
+                <w:rFonts w:ascii="Avenir Next" w:hAnsi="Avenir Next" w:cs="Avenir Next" w:eastAsia="Avenir Next"/>
+                <w:color w:val="1A1A1A"/>
                 <w:sz w:val="18"/>
                 <w:szCs w:val="18"/>
               </w:rPr>
-              <w:t xml:space="preserve">•</w:t>
-            </w:r>
-            <w:r>
-              <w:rPr>
-                <w:rFonts w:ascii="Avenir Next" w:hAnsi="Avenir Next" w:cs="Avenir Next" w:eastAsia="Avenir Next"/>
-                <w:color w:val="1A1A1A"/>
-                <w:sz w:val="18"/>
+              <w:tab/>
+            </w:r>
+            <w:r>
+              <w:rPr>
+                <w:rFonts w:ascii="Avenir Next" w:hAnsi="Avenir Next" w:cs="Avenir Next" w:eastAsia="Avenir Next"/>
+                <w:color w:val="1A1A1A"/>
+                <w:sz w:val="22"/>
                 <w:szCs w:val="18"/>
               </w:rPr>
-              <w:tab/>
-            </w:r>
-            <w:r>
-              <w:rPr>
-                <w:rFonts w:ascii="Avenir Next" w:hAnsi="Avenir Next" w:cs="Avenir Next" w:eastAsia="Avenir Next"/>
-                <w:color w:val="1A1A1A"/>
-                <w:sz w:val="18"/>
+              <w:t xml:space="preserve">An </w:t>
+            </w:r>
+            <w:r>
+              <w:rPr>
+                <w:rFonts w:ascii="Avenir Next" w:hAnsi="Avenir Next" w:cs="Avenir Next" w:eastAsia="Avenir Next"/>
+                <w:b/>
+                <w:color w:val="1A1A1A"/>
+                <w:sz w:val="22"/>
                 <w:szCs w:val="18"/>
               </w:rPr>
-              <w:t xml:space="preserve">An </w:t>
-            </w:r>
-            <w:r>
-              <w:rPr>
-                <w:rFonts w:ascii="Avenir Next" w:hAnsi="Avenir Next" w:cs="Avenir Next" w:eastAsia="Avenir Next"/>
-                <w:b/>
-                <w:color w:val="1A1A1A"/>
-                <w:sz w:val="18"/>
+              <w:t xml:space="preserve">outlier</w:t>
+            </w:r>
+            <w:r>
+              <w:rPr>
+                <w:rFonts w:ascii="Avenir Next" w:hAnsi="Avenir Next" w:cs="Avenir Next" w:eastAsia="Avenir Next"/>
+                <w:color w:val="1A1A1A"/>
+                <w:sz w:val="22"/>
                 <w:szCs w:val="18"/>
               </w:rPr>
-              <w:t xml:space="preserve">outlier</w:t>
-            </w:r>
-            <w:r>
-              <w:rPr>
-                <w:rFonts w:ascii="Avenir Next" w:hAnsi="Avenir Next" w:cs="Avenir Next" w:eastAsia="Avenir Next"/>
-                <w:color w:val="1A1A1A"/>
-                <w:sz w:val="18"/>
+              <w:t xml:space="preserve"> pulls the </w:t>
+            </w:r>
+            <w:r>
+              <w:rPr>
+                <w:rFonts w:ascii="Avenir Next" w:hAnsi="Avenir Next" w:cs="Avenir Next" w:eastAsia="Avenir Next"/>
+                <w:b/>
+                <w:color w:val="1A1A1A"/>
+                <w:sz w:val="22"/>
                 <w:szCs w:val="18"/>
               </w:rPr>
-              <w:t xml:space="preserve"> pulls the </w:t>
-            </w:r>
-            <w:r>
-              <w:rPr>
-                <w:rFonts w:ascii="Avenir Next" w:hAnsi="Avenir Next" w:cs="Avenir Next" w:eastAsia="Avenir Next"/>
-                <w:b/>
-                <w:color w:val="1A1A1A"/>
-                <w:sz w:val="18"/>
+              <w:t xml:space="preserve">mean</w:t>
+            </w:r>
+            <w:r>
+              <w:rPr>
+                <w:rFonts w:ascii="Avenir Next" w:hAnsi="Avenir Next" w:cs="Avenir Next" w:eastAsia="Avenir Next"/>
+                <w:color w:val="1A1A1A"/>
+                <w:sz w:val="22"/>
                 <w:szCs w:val="18"/>
               </w:rPr>
-              <w:t xml:space="preserve">mean</w:t>
-            </w:r>
-            <w:r>
-              <w:rPr>
-                <w:rFonts w:ascii="Avenir Next" w:hAnsi="Avenir Next" w:cs="Avenir Next" w:eastAsia="Avenir Next"/>
-                <w:color w:val="1A1A1A"/>
-                <w:sz w:val="18"/>
+              <w:t xml:space="preserve"> toward it. The </w:t>
+            </w:r>
+            <w:r>
+              <w:rPr>
+                <w:rFonts w:ascii="Avenir Next" w:hAnsi="Avenir Next" w:cs="Avenir Next" w:eastAsia="Avenir Next"/>
+                <w:b/>
+                <w:color w:val="1A1A1A"/>
+                <w:sz w:val="22"/>
                 <w:szCs w:val="18"/>
               </w:rPr>
-              <w:t xml:space="preserve"> toward it. The </w:t>
-            </w:r>
-            <w:r>
-              <w:rPr>
-                <w:rFonts w:ascii="Avenir Next" w:hAnsi="Avenir Next" w:cs="Avenir Next" w:eastAsia="Avenir Next"/>
-                <w:b/>
-                <w:color w:val="1A1A1A"/>
-                <w:sz w:val="18"/>
-                <w:szCs w:val="18"/>
-              </w:rPr>
               <w:t xml:space="preserve">median</w:t>
             </w:r>
             <w:r>
               <w:rPr>
                 <w:rFonts w:ascii="Avenir Next" w:hAnsi="Avenir Next" w:cs="Avenir Next" w:eastAsia="Avenir Next"/>
                 <w:color w:val="1A1A1A"/>
-                <w:sz w:val="18"/>
+                <w:sz w:val="22"/>
                 <w:szCs w:val="18"/>
               </w:rPr>
               <w:t xml:space="preserve"> (middle value) barely moves.</w:t>
@@ -288,92 +290,92 @@
                 <w:rFonts w:ascii="Avenir Next" w:hAnsi="Avenir Next" w:cs="Avenir Next" w:eastAsia="Avenir Next"/>
                 <w:b/>
                 <w:color w:val="003A70"/>
+                <w:sz w:val="22"/>
+                <w:szCs w:val="18"/>
+              </w:rPr>
+              <w:t xml:space="preserve">•</w:t>
+            </w:r>
+            <w:r>
+              <w:rPr>
+                <w:rFonts w:ascii="Avenir Next" w:hAnsi="Avenir Next" w:cs="Avenir Next" w:eastAsia="Avenir Next"/>
+                <w:color w:val="1A1A1A"/>
                 <w:sz w:val="18"/>
                 <w:szCs w:val="18"/>
               </w:rPr>
-              <w:t xml:space="preserve">•</w:t>
-            </w:r>
-            <w:r>
-              <w:rPr>
-                <w:rFonts w:ascii="Avenir Next" w:hAnsi="Avenir Next" w:cs="Avenir Next" w:eastAsia="Avenir Next"/>
-                <w:color w:val="1A1A1A"/>
-                <w:sz w:val="18"/>
+              <w:tab/>
+            </w:r>
+            <w:r>
+              <w:rPr>
+                <w:rFonts w:ascii="Avenir Next" w:hAnsi="Avenir Next" w:cs="Avenir Next" w:eastAsia="Avenir Next"/>
+                <w:b/>
+                <w:color w:val="1A1A1A"/>
+                <w:sz w:val="22"/>
                 <w:szCs w:val="18"/>
               </w:rPr>
-              <w:tab/>
-            </w:r>
-            <w:r>
-              <w:rPr>
-                <w:rFonts w:ascii="Avenir Next" w:hAnsi="Avenir Next" w:cs="Avenir Next" w:eastAsia="Avenir Next"/>
-                <w:b/>
-                <w:color w:val="1A1A1A"/>
-                <w:sz w:val="18"/>
+              <w:t xml:space="preserve">Skewed</w:t>
+            </w:r>
+            <w:r>
+              <w:rPr>
+                <w:rFonts w:ascii="Avenir Next" w:hAnsi="Avenir Next" w:cs="Avenir Next" w:eastAsia="Avenir Next"/>
+                <w:color w:val="1A1A1A"/>
+                <w:sz w:val="22"/>
                 <w:szCs w:val="18"/>
               </w:rPr>
-              <w:t xml:space="preserve">Skewed</w:t>
-            </w:r>
-            <w:r>
-              <w:rPr>
-                <w:rFonts w:ascii="Avenir Next" w:hAnsi="Avenir Next" w:cs="Avenir Next" w:eastAsia="Avenir Next"/>
-                <w:color w:val="1A1A1A"/>
-                <w:sz w:val="18"/>
+              <w:t xml:space="preserve"> data or an outlier: use the </w:t>
+            </w:r>
+            <w:r>
+              <w:rPr>
+                <w:rFonts w:ascii="Avenir Next" w:hAnsi="Avenir Next" w:cs="Avenir Next" w:eastAsia="Avenir Next"/>
+                <w:b/>
+                <w:color w:val="1A1A1A"/>
+                <w:sz w:val="22"/>
                 <w:szCs w:val="18"/>
               </w:rPr>
-              <w:t xml:space="preserve"> data or an outlier: use the </w:t>
-            </w:r>
-            <w:r>
-              <w:rPr>
-                <w:rFonts w:ascii="Avenir Next" w:hAnsi="Avenir Next" w:cs="Avenir Next" w:eastAsia="Avenir Next"/>
-                <w:b/>
-                <w:color w:val="1A1A1A"/>
-                <w:sz w:val="18"/>
+              <w:t xml:space="preserve">median</w:t>
+            </w:r>
+            <w:r>
+              <w:rPr>
+                <w:rFonts w:ascii="Avenir Next" w:hAnsi="Avenir Next" w:cs="Avenir Next" w:eastAsia="Avenir Next"/>
+                <w:color w:val="1A1A1A"/>
+                <w:sz w:val="22"/>
                 <w:szCs w:val="18"/>
               </w:rPr>
-              <w:t xml:space="preserve">median</w:t>
-            </w:r>
-            <w:r>
-              <w:rPr>
-                <w:rFonts w:ascii="Avenir Next" w:hAnsi="Avenir Next" w:cs="Avenir Next" w:eastAsia="Avenir Next"/>
-                <w:color w:val="1A1A1A"/>
-                <w:sz w:val="18"/>
+              <w:t xml:space="preserve">. </w:t>
+            </w:r>
+            <w:r>
+              <w:rPr>
+                <w:rFonts w:ascii="Avenir Next" w:hAnsi="Avenir Next" w:cs="Avenir Next" w:eastAsia="Avenir Next"/>
+                <w:b/>
+                <w:color w:val="1A1A1A"/>
+                <w:sz w:val="22"/>
                 <w:szCs w:val="18"/>
               </w:rPr>
-              <w:t xml:space="preserve">. </w:t>
-            </w:r>
-            <w:r>
-              <w:rPr>
-                <w:rFonts w:ascii="Avenir Next" w:hAnsi="Avenir Next" w:cs="Avenir Next" w:eastAsia="Avenir Next"/>
-                <w:b/>
-                <w:color w:val="1A1A1A"/>
-                <w:sz w:val="18"/>
+              <w:t xml:space="preserve">Symmetric</w:t>
+            </w:r>
+            <w:r>
+              <w:rPr>
+                <w:rFonts w:ascii="Avenir Next" w:hAnsi="Avenir Next" w:cs="Avenir Next" w:eastAsia="Avenir Next"/>
+                <w:color w:val="1A1A1A"/>
+                <w:sz w:val="22"/>
                 <w:szCs w:val="18"/>
               </w:rPr>
-              <w:t xml:space="preserve">Symmetric</w:t>
-            </w:r>
-            <w:r>
-              <w:rPr>
-                <w:rFonts w:ascii="Avenir Next" w:hAnsi="Avenir Next" w:cs="Avenir Next" w:eastAsia="Avenir Next"/>
-                <w:color w:val="1A1A1A"/>
-                <w:sz w:val="18"/>
+              <w:t xml:space="preserve">, no outlier: either works; use the </w:t>
+            </w:r>
+            <w:r>
+              <w:rPr>
+                <w:rFonts w:ascii="Avenir Next" w:hAnsi="Avenir Next" w:cs="Avenir Next" w:eastAsia="Avenir Next"/>
+                <w:b/>
+                <w:color w:val="1A1A1A"/>
+                <w:sz w:val="22"/>
                 <w:szCs w:val="18"/>
               </w:rPr>
-              <w:t xml:space="preserve">, no outlier: either works; use the </w:t>
-            </w:r>
-            <w:r>
-              <w:rPr>
-                <w:rFonts w:ascii="Avenir Next" w:hAnsi="Avenir Next" w:cs="Avenir Next" w:eastAsia="Avenir Next"/>
-                <w:b/>
-                <w:color w:val="1A1A1A"/>
-                <w:sz w:val="18"/>
-                <w:szCs w:val="18"/>
-              </w:rPr>
               <w:t xml:space="preserve">mean</w:t>
             </w:r>
             <w:r>
               <w:rPr>
                 <w:rFonts w:ascii="Avenir Next" w:hAnsi="Avenir Next" w:cs="Avenir Next" w:eastAsia="Avenir Next"/>
                 <w:color w:val="1A1A1A"/>
-                <w:sz w:val="18"/>
+                <w:sz w:val="22"/>
                 <w:szCs w:val="18"/>
               </w:rPr>
               <w:t xml:space="preserve">.</w:t>
@@ -392,25 +394,25 @@
                 <w:rFonts w:ascii="Avenir Next" w:hAnsi="Avenir Next" w:cs="Avenir Next" w:eastAsia="Avenir Next"/>
                 <w:b/>
                 <w:color w:val="003A70"/>
+                <w:sz w:val="22"/>
+                <w:szCs w:val="18"/>
+              </w:rPr>
+              <w:t xml:space="preserve">•</w:t>
+            </w:r>
+            <w:r>
+              <w:rPr>
+                <w:rFonts w:ascii="Avenir Next" w:hAnsi="Avenir Next" w:cs="Avenir Next" w:eastAsia="Avenir Next"/>
+                <w:color w:val="1A1A1A"/>
                 <w:sz w:val="18"/>
                 <w:szCs w:val="18"/>
               </w:rPr>
-              <w:t xml:space="preserve">•</w:t>
-            </w:r>
-            <w:r>
-              <w:rPr>
-                <w:rFonts w:ascii="Avenir Next" w:hAnsi="Avenir Next" w:cs="Avenir Next" w:eastAsia="Avenir Next"/>
-                <w:color w:val="1A1A1A"/>
-                <w:sz w:val="18"/>
-                <w:szCs w:val="18"/>
-              </w:rPr>
               <w:tab/>
             </w:r>
             <w:r>
               <w:rPr>
                 <w:rFonts w:ascii="Avenir Next" w:hAnsi="Avenir Next" w:cs="Avenir Next" w:eastAsia="Avenir Next"/>
                 <w:color w:val="1A1A1A"/>
-                <w:sz w:val="18"/>
+                <w:sz w:val="22"/>
                 <w:szCs w:val="18"/>
               </w:rPr>
               <w:t xml:space="preserve">Mean goes with MAD. Median goes with IQR.</w:t>
@@ -425,6 +427,7 @@
           </w:tcPr>
           <w:p>
             <w:pPr>
+              <w:pStyle w:val="Heading2"/>
               <w:spacing w:before="0" w:after="40" w:line="264" w:lineRule="auto"/>
             </w:pPr>
             <w:r>
@@ -447,7 +450,7 @@
               <w:rPr>
                 <w:rFonts w:ascii="Avenir Next" w:hAnsi="Avenir Next" w:cs="Avenir Next" w:eastAsia="Avenir Next"/>
                 <w:color w:val="1A1A1A"/>
-                <w:sz w:val="17"/>
+                <w:sz w:val="22"/>
                 <w:szCs w:val="17"/>
               </w:rPr>
               <w:t xml:space="preserve">Five friends saved $6, $7, $8, $9 and $50. Which center describes a typical friend?</w:t>
@@ -466,25 +469,25 @@
                 <w:rFonts w:ascii="Avenir Next" w:hAnsi="Avenir Next" w:cs="Avenir Next" w:eastAsia="Avenir Next"/>
                 <w:b/>
                 <w:color w:val="003A70"/>
+                <w:sz w:val="22"/>
+                <w:szCs w:val="17"/>
+              </w:rPr>
+              <w:t xml:space="preserve">Step 1</w:t>
+            </w:r>
+            <w:r>
+              <w:rPr>
+                <w:rFonts w:ascii="Avenir Next" w:hAnsi="Avenir Next" w:cs="Avenir Next" w:eastAsia="Avenir Next"/>
+                <w:color w:val="1A1A1A"/>
                 <w:sz w:val="17"/>
                 <w:szCs w:val="17"/>
               </w:rPr>
-              <w:t xml:space="preserve">Step 1</w:t>
-            </w:r>
-            <w:r>
-              <w:rPr>
-                <w:rFonts w:ascii="Avenir Next" w:hAnsi="Avenir Next" w:cs="Avenir Next" w:eastAsia="Avenir Next"/>
-                <w:color w:val="1A1A1A"/>
-                <w:sz w:val="17"/>
-                <w:szCs w:val="17"/>
-              </w:rPr>
               <w:tab/>
             </w:r>
             <w:r>
               <w:rPr>
                 <w:rFonts w:ascii="Avenir Next" w:hAnsi="Avenir Next" w:cs="Avenir Next" w:eastAsia="Avenir Next"/>
                 <w:color w:val="1A1A1A"/>
-                <w:sz w:val="17"/>
+                <w:sz w:val="22"/>
                 <w:szCs w:val="17"/>
               </w:rPr>
               <w:t xml:space="preserve">50 is an outlier.</w:t>
@@ -503,25 +506,25 @@
                 <w:rFonts w:ascii="Avenir Next" w:hAnsi="Avenir Next" w:cs="Avenir Next" w:eastAsia="Avenir Next"/>
                 <w:b/>
                 <w:color w:val="003A70"/>
+                <w:sz w:val="22"/>
+                <w:szCs w:val="17"/>
+              </w:rPr>
+              <w:t xml:space="preserve">Step 2</w:t>
+            </w:r>
+            <w:r>
+              <w:rPr>
+                <w:rFonts w:ascii="Avenir Next" w:hAnsi="Avenir Next" w:cs="Avenir Next" w:eastAsia="Avenir Next"/>
+                <w:color w:val="1A1A1A"/>
                 <w:sz w:val="17"/>
                 <w:szCs w:val="17"/>
               </w:rPr>
-              <w:t xml:space="preserve">Step 2</w:t>
-            </w:r>
-            <w:r>
-              <w:rPr>
-                <w:rFonts w:ascii="Avenir Next" w:hAnsi="Avenir Next" w:cs="Avenir Next" w:eastAsia="Avenir Next"/>
-                <w:color w:val="1A1A1A"/>
-                <w:sz w:val="17"/>
-                <w:szCs w:val="17"/>
-              </w:rPr>
               <w:tab/>
             </w:r>
             <w:r>
               <w:rPr>
                 <w:rFonts w:ascii="Avenir Next" w:hAnsi="Avenir Next" w:cs="Avenir Next" w:eastAsia="Avenir Next"/>
                 <w:color w:val="1A1A1A"/>
-                <w:sz w:val="17"/>
+                <w:sz w:val="22"/>
                 <w:szCs w:val="17"/>
               </w:rPr>
               <w:t xml:space="preserve">Median = 8. Mean = 80 ÷ 5 = 16, more than four of the five values.</w:t>
@@ -540,25 +543,25 @@
                 <w:rFonts w:ascii="Avenir Next" w:hAnsi="Avenir Next" w:cs="Avenir Next" w:eastAsia="Avenir Next"/>
                 <w:b/>
                 <w:color w:val="003A70"/>
+                <w:sz w:val="22"/>
+                <w:szCs w:val="17"/>
+              </w:rPr>
+              <w:t xml:space="preserve">Step 3</w:t>
+            </w:r>
+            <w:r>
+              <w:rPr>
+                <w:rFonts w:ascii="Avenir Next" w:hAnsi="Avenir Next" w:cs="Avenir Next" w:eastAsia="Avenir Next"/>
+                <w:color w:val="1A1A1A"/>
                 <w:sz w:val="17"/>
                 <w:szCs w:val="17"/>
               </w:rPr>
-              <w:t xml:space="preserve">Step 3</w:t>
-            </w:r>
-            <w:r>
-              <w:rPr>
-                <w:rFonts w:ascii="Avenir Next" w:hAnsi="Avenir Next" w:cs="Avenir Next" w:eastAsia="Avenir Next"/>
-                <w:color w:val="1A1A1A"/>
-                <w:sz w:val="17"/>
-                <w:szCs w:val="17"/>
-              </w:rPr>
               <w:tab/>
             </w:r>
             <w:r>
               <w:rPr>
                 <w:rFonts w:ascii="Avenir Next" w:hAnsi="Avenir Next" w:cs="Avenir Next" w:eastAsia="Avenir Next"/>
                 <w:color w:val="1A1A1A"/>
-                <w:sz w:val="17"/>
+                <w:sz w:val="22"/>
                 <w:szCs w:val="17"/>
               </w:rPr>
               <w:t xml:space="preserve">The median is closer to most of the values.</w:t>
@@ -577,18 +580,18 @@
                 <w:rFonts w:ascii="Avenir Next" w:hAnsi="Avenir Next" w:cs="Avenir Next" w:eastAsia="Avenir Next"/>
                 <w:b/>
                 <w:color w:val="1A1A1A"/>
+                <w:sz w:val="22"/>
+                <w:szCs w:val="17"/>
+              </w:rPr>
+              <w:t xml:space="preserve">Answer</w:t>
+            </w:r>
+            <w:r>
+              <w:rPr>
+                <w:rFonts w:ascii="Avenir Next" w:hAnsi="Avenir Next" w:cs="Avenir Next" w:eastAsia="Avenir Next"/>
+                <w:color w:val="1A1A1A"/>
                 <w:sz w:val="17"/>
                 <w:szCs w:val="17"/>
               </w:rPr>
-              <w:t xml:space="preserve">Answer</w:t>
-            </w:r>
-            <w:r>
-              <w:rPr>
-                <w:rFonts w:ascii="Avenir Next" w:hAnsi="Avenir Next" w:cs="Avenir Next" w:eastAsia="Avenir Next"/>
-                <w:color w:val="1A1A1A"/>
-                <w:sz w:val="17"/>
-                <w:szCs w:val="17"/>
-              </w:rPr>
               <w:tab/>
             </w:r>
             <w:r>
@@ -596,7 +599,7 @@
                 <w:rFonts w:ascii="Avenir Next" w:hAnsi="Avenir Next" w:cs="Avenir Next" w:eastAsia="Avenir Next"/>
                 <w:b/>
                 <w:color w:val="1A1A1A"/>
-                <w:sz w:val="17"/>
+                <w:sz w:val="22"/>
                 <w:szCs w:val="17"/>
               </w:rPr>
               <w:t xml:space="preserve">The median, $8</w:t>
@@ -625,7 +628,7 @@
           <w:rFonts w:ascii="Avenir Next" w:hAnsi="Avenir Next" w:cs="Avenir Next" w:eastAsia="Avenir Next"/>
           <w:b/>
           <w:color w:val="1A1A1A"/>
-          <w:sz w:val="17"/>
+          <w:sz w:val="22"/>
           <w:szCs w:val="17"/>
         </w:rPr>
         <w:t xml:space="preserve">outlier</w:t>
@@ -635,7 +638,7 @@
           <w:rFonts w:ascii="Avenir Next" w:hAnsi="Avenir Next" w:cs="Avenir Next" w:eastAsia="Avenir Next"/>
           <w:i/>
           <w:color w:val="5A5F66"/>
-          <w:sz w:val="17"/>
+          <w:sz w:val="22"/>
           <w:szCs w:val="17"/>
         </w:rPr>
         <w:t xml:space="preserve"> (valor atípico)</w:t>
@@ -644,7 +647,7 @@
         <w:rPr>
           <w:rFonts w:ascii="Avenir Next" w:hAnsi="Avenir Next" w:cs="Avenir Next" w:eastAsia="Avenir Next"/>
           <w:color w:val="5A5F66"/>
-          <w:sz w:val="17"/>
+          <w:sz w:val="22"/>
           <w:szCs w:val="17"/>
         </w:rPr>
         <w:t xml:space="preserve">   ·   </w:t>
@@ -654,7 +657,7 @@
           <w:rFonts w:ascii="Avenir Next" w:hAnsi="Avenir Next" w:cs="Avenir Next" w:eastAsia="Avenir Next"/>
           <w:b/>
           <w:color w:val="1A1A1A"/>
-          <w:sz w:val="17"/>
+          <w:sz w:val="22"/>
           <w:szCs w:val="17"/>
         </w:rPr>
         <w:t xml:space="preserve">skewed</w:t>
@@ -664,7 +667,7 @@
           <w:rFonts w:ascii="Avenir Next" w:hAnsi="Avenir Next" w:cs="Avenir Next" w:eastAsia="Avenir Next"/>
           <w:i/>
           <w:color w:val="5A5F66"/>
-          <w:sz w:val="17"/>
+          <w:sz w:val="22"/>
           <w:szCs w:val="17"/>
         </w:rPr>
         <w:t xml:space="preserve"> (asimétrico)</w:t>
@@ -673,7 +676,7 @@
         <w:rPr>
           <w:rFonts w:ascii="Avenir Next" w:hAnsi="Avenir Next" w:cs="Avenir Next" w:eastAsia="Avenir Next"/>
           <w:color w:val="5A5F66"/>
-          <w:sz w:val="17"/>
+          <w:sz w:val="22"/>
           <w:szCs w:val="17"/>
         </w:rPr>
         <w:t xml:space="preserve">   ·   </w:t>
@@ -683,7 +686,7 @@
           <w:rFonts w:ascii="Avenir Next" w:hAnsi="Avenir Next" w:cs="Avenir Next" w:eastAsia="Avenir Next"/>
           <w:b/>
           <w:color w:val="1A1A1A"/>
-          <w:sz w:val="17"/>
+          <w:sz w:val="22"/>
           <w:szCs w:val="17"/>
         </w:rPr>
         <w:t xml:space="preserve">symmetric</w:t>
@@ -693,7 +696,7 @@
           <w:rFonts w:ascii="Avenir Next" w:hAnsi="Avenir Next" w:cs="Avenir Next" w:eastAsia="Avenir Next"/>
           <w:i/>
           <w:color w:val="5A5F66"/>
-          <w:sz w:val="17"/>
+          <w:sz w:val="22"/>
           <w:szCs w:val="17"/>
         </w:rPr>
         <w:t xml:space="preserve"> (simétrico)</w:t>
@@ -702,7 +705,7 @@
         <w:rPr>
           <w:rFonts w:ascii="Avenir Next" w:hAnsi="Avenir Next" w:cs="Avenir Next" w:eastAsia="Avenir Next"/>
           <w:color w:val="5A5F66"/>
-          <w:sz w:val="17"/>
+          <w:sz w:val="22"/>
           <w:szCs w:val="17"/>
         </w:rPr>
         <w:t xml:space="preserve">   ·   </w:t>
@@ -712,7 +715,7 @@
           <w:rFonts w:ascii="Avenir Next" w:hAnsi="Avenir Next" w:cs="Avenir Next" w:eastAsia="Avenir Next"/>
           <w:b/>
           <w:color w:val="1A1A1A"/>
-          <w:sz w:val="17"/>
+          <w:sz w:val="22"/>
           <w:szCs w:val="17"/>
         </w:rPr>
         <w:t xml:space="preserve">measure of center</w:t>
@@ -722,7 +725,7 @@
           <w:rFonts w:ascii="Avenir Next" w:hAnsi="Avenir Next" w:cs="Avenir Next" w:eastAsia="Avenir Next"/>
           <w:i/>
           <w:color w:val="5A5F66"/>
-          <w:sz w:val="17"/>
+          <w:sz w:val="22"/>
           <w:szCs w:val="17"/>
         </w:rPr>
         <w:t xml:space="preserve"> (medida de centro)</w:t>
@@ -730,6 +733,7 @@
     </w:p>
     <w:p>
       <w:pPr>
+        <w:pStyle w:val="Heading2"/>
         <w:keepNext/>
         <w:pBdr>
           <w:bottom w:val="single" w:sz="8" w:space="3" w:color="003A70"/>
@@ -745,7 +749,7 @@
           <w:b/>
           <w:color w:val="003A70"/>
           <w:spacing w:val="14"/>
-          <w:sz w:val="19"/>
+          <w:sz w:val="22"/>
           <w:szCs w:val="19"/>
         </w:rPr>
         <w:t xml:space="preserve">PRACTICE</w:t>
@@ -764,7 +768,7 @@
           <w:rFonts w:ascii="Avenir Next" w:hAnsi="Avenir Next" w:cs="Avenir Next" w:eastAsia="Avenir Next"/>
           <w:i/>
           <w:color w:val="5A5F66"/>
-          <w:sz w:val="17"/>
+          <w:sz w:val="22"/>
           <w:szCs w:val="17"/>
         </w:rPr>
         <w:t xml:space="preserve">show your work · label units</w:t>
@@ -772,7 +776,7 @@
     </w:p>
     <w:p>
       <w:pPr>
-        <w:spacing w:before="0" w:after="0" w:line="20" w:lineRule="exact"/>
+        <w:spacing w:before="0" w:after="0" w:line="50" w:lineRule="exact"/>
       </w:pPr>
     </w:p>
     <w:tbl>
@@ -822,25 +826,25 @@
                 <w:rFonts w:ascii="Avenir Next" w:hAnsi="Avenir Next" w:cs="Avenir Next" w:eastAsia="Avenir Next"/>
                 <w:b/>
                 <w:color w:val="1A1A1A"/>
+                <w:sz w:val="22"/>
+                <w:szCs w:val="20"/>
+              </w:rPr>
+              <w:t xml:space="preserve">1.</w:t>
+            </w:r>
+            <w:r>
+              <w:rPr>
+                <w:rFonts w:ascii="Avenir Next" w:hAnsi="Avenir Next" w:cs="Avenir Next" w:eastAsia="Avenir Next"/>
+                <w:color w:val="1A1A1A"/>
                 <w:sz w:val="20"/>
                 <w:szCs w:val="20"/>
               </w:rPr>
-              <w:t xml:space="preserve">1.</w:t>
-            </w:r>
-            <w:r>
-              <w:rPr>
-                <w:rFonts w:ascii="Avenir Next" w:hAnsi="Avenir Next" w:cs="Avenir Next" w:eastAsia="Avenir Next"/>
-                <w:color w:val="1A1A1A"/>
-                <w:sz w:val="20"/>
-                <w:szCs w:val="20"/>
-              </w:rPr>
               <w:tab/>
             </w:r>
             <w:r>
               <w:rPr>
                 <w:rFonts w:ascii="Avenir Next" w:hAnsi="Avenir Next" w:cs="Avenir Next" w:eastAsia="Avenir Next"/>
                 <w:color w:val="1A1A1A"/>
-                <w:sz w:val="20"/>
+                <w:sz w:val="22"/>
                 <w:szCs w:val="20"/>
               </w:rPr>
               <w:t xml:space="preserve">Write the better measure of center: mean or median.</w:t>
@@ -895,7 +899,7 @@
                       <w:rFonts w:ascii="Avenir Next" w:hAnsi="Avenir Next" w:cs="Avenir Next" w:eastAsia="Avenir Next"/>
                       <w:b/>
                       <w:color w:val="003A70"/>
-                      <w:sz w:val="20"/>
+                      <w:sz w:val="22"/>
                       <w:szCs w:val="20"/>
                     </w:rPr>
                     <w:t xml:space="preserve">a.</w:t>
@@ -913,7 +917,7 @@
                     <w:rPr>
                       <w:rFonts w:ascii="Avenir Next" w:hAnsi="Avenir Next" w:cs="Avenir Next" w:eastAsia="Avenir Next"/>
                       <w:color w:val="1A1A1A"/>
-                      <w:sz w:val="20"/>
+                      <w:sz w:val="22"/>
                       <w:szCs w:val="20"/>
                     </w:rPr>
                     <w:t xml:space="preserve">30, 32, 34, 36, 38</w:t>
@@ -957,7 +961,7 @@
                       <w:rFonts w:ascii="Avenir Next" w:hAnsi="Avenir Next" w:cs="Avenir Next" w:eastAsia="Avenir Next"/>
                       <w:b/>
                       <w:color w:val="003A70"/>
-                      <w:sz w:val="20"/>
+                      <w:sz w:val="22"/>
                       <w:szCs w:val="20"/>
                     </w:rPr>
                     <w:t xml:space="preserve">b.</w:t>
@@ -975,7 +979,7 @@
                     <w:rPr>
                       <w:rFonts w:ascii="Avenir Next" w:hAnsi="Avenir Next" w:cs="Avenir Next" w:eastAsia="Avenir Next"/>
                       <w:color w:val="1A1A1A"/>
-                      <w:sz w:val="20"/>
+                      <w:sz w:val="22"/>
                       <w:szCs w:val="20"/>
                     </w:rPr>
                     <w:t xml:space="preserve">30, 32, 34, 36, 700</w:t>
@@ -1025,7 +1029,7 @@
                       <w:rFonts w:ascii="Avenir Next" w:hAnsi="Avenir Next" w:cs="Avenir Next" w:eastAsia="Avenir Next"/>
                       <w:b/>
                       <w:color w:val="003A70"/>
-                      <w:sz w:val="20"/>
+                      <w:sz w:val="22"/>
                       <w:szCs w:val="20"/>
                     </w:rPr>
                     <w:t xml:space="preserve">c.</w:t>
@@ -1043,7 +1047,7 @@
                     <w:rPr>
                       <w:rFonts w:ascii="Avenir Next" w:hAnsi="Avenir Next" w:cs="Avenir Next" w:eastAsia="Avenir Next"/>
                       <w:color w:val="1A1A1A"/>
-                      <w:sz w:val="20"/>
+                      <w:sz w:val="22"/>
                       <w:szCs w:val="20"/>
                     </w:rPr>
                     <w:t xml:space="preserve">5, 6, 7, 8, 9, 10</w:t>
@@ -1087,7 +1091,7 @@
                       <w:rFonts w:ascii="Avenir Next" w:hAnsi="Avenir Next" w:cs="Avenir Next" w:eastAsia="Avenir Next"/>
                       <w:b/>
                       <w:color w:val="003A70"/>
-                      <w:sz w:val="20"/>
+                      <w:sz w:val="22"/>
                       <w:szCs w:val="20"/>
                     </w:rPr>
                     <w:t xml:space="preserve">d.</w:t>
@@ -1105,7 +1109,7 @@
                     <w:rPr>
                       <w:rFonts w:ascii="Avenir Next" w:hAnsi="Avenir Next" w:cs="Avenir Next" w:eastAsia="Avenir Next"/>
                       <w:color w:val="1A1A1A"/>
-                      <w:sz w:val="20"/>
+                      <w:sz w:val="22"/>
                       <w:szCs w:val="20"/>
                     </w:rPr>
                     <w:t xml:space="preserve">1, 45, 47, 49, 51</w:t>
@@ -1135,7 +1139,7 @@
           </w:tbl>
           <w:p>
             <w:pPr>
-              <w:spacing w:before="0" w:after="0" w:line="24" w:lineRule="auto"/>
+              <w:spacing w:before="0" w:after="0" w:line="50" w:lineRule="exact"/>
             </w:pPr>
           </w:p>
         </w:tc>
@@ -1143,12 +1147,12 @@
     </w:tbl>
     <w:p>
       <w:pPr>
-        <w:spacing w:before="0" w:after="0" w:line="20" w:lineRule="exact"/>
+        <w:spacing w:before="0" w:after="0" w:line="50" w:lineRule="exact"/>
       </w:pPr>
     </w:p>
     <w:p>
       <w:pPr>
-        <w:spacing w:before="0" w:after="0" w:line="20" w:lineRule="exact"/>
+        <w:spacing w:before="0" w:after="0" w:line="50" w:lineRule="exact"/>
       </w:pPr>
     </w:p>
     <w:tbl>
@@ -1198,18 +1202,18 @@
                 <w:rFonts w:ascii="Avenir Next" w:hAnsi="Avenir Next" w:cs="Avenir Next" w:eastAsia="Avenir Next"/>
                 <w:b/>
                 <w:color w:val="1A1A1A"/>
+                <w:sz w:val="22"/>
+                <w:szCs w:val="20"/>
+              </w:rPr>
+              <w:t xml:space="preserve">2.</w:t>
+            </w:r>
+            <w:r>
+              <w:rPr>
+                <w:rFonts w:ascii="Avenir Next" w:hAnsi="Avenir Next" w:cs="Avenir Next" w:eastAsia="Avenir Next"/>
+                <w:color w:val="1A1A1A"/>
                 <w:sz w:val="20"/>
                 <w:szCs w:val="20"/>
               </w:rPr>
-              <w:t xml:space="preserve">2.</w:t>
-            </w:r>
-            <w:r>
-              <w:rPr>
-                <w:rFonts w:ascii="Avenir Next" w:hAnsi="Avenir Next" w:cs="Avenir Next" w:eastAsia="Avenir Next"/>
-                <w:color w:val="1A1A1A"/>
-                <w:sz w:val="20"/>
-                <w:szCs w:val="20"/>
-              </w:rPr>
               <w:tab/>
             </w:r>
             <w:r>
@@ -1217,7 +1221,7 @@
                 <w:rFonts w:ascii="Avenir Next" w:hAnsi="Avenir Next" w:cs="Avenir Next" w:eastAsia="Avenir Next"/>
                 <w:b/>
                 <w:color w:val="1A1A1A"/>
-                <w:sz w:val="20"/>
+                <w:sz w:val="22"/>
                 <w:szCs w:val="20"/>
               </w:rPr>
               <w:t xml:space="preserve">Trees in One Park.  </w:t>
@@ -1226,7 +1230,7 @@
               <w:rPr>
                 <w:rFonts w:ascii="Avenir Next" w:hAnsi="Avenir Next" w:cs="Avenir Next" w:eastAsia="Avenir Next"/>
                 <w:color w:val="1A1A1A"/>
-                <w:sz w:val="20"/>
+                <w:sz w:val="22"/>
                 <w:szCs w:val="20"/>
               </w:rPr>
               <w:t xml:space="preserve">Five trees are 14, 17, 19, 22 and 78 years old.</w:t>
@@ -1281,7 +1285,7 @@
                       <w:rFonts w:ascii="Avenir Next" w:hAnsi="Avenir Next" w:cs="Avenir Next" w:eastAsia="Avenir Next"/>
                       <w:b/>
                       <w:color w:val="003A70"/>
-                      <w:sz w:val="20"/>
+                      <w:sz w:val="22"/>
                       <w:szCs w:val="20"/>
                     </w:rPr>
                     <w:t xml:space="preserve">a.</w:t>
@@ -1299,7 +1303,7 @@
                     <w:rPr>
                       <w:rFonts w:ascii="Avenir Next" w:hAnsi="Avenir Next" w:cs="Avenir Next" w:eastAsia="Avenir Next"/>
                       <w:color w:val="1A1A1A"/>
-                      <w:sz w:val="20"/>
+                      <w:sz w:val="22"/>
                       <w:szCs w:val="20"/>
                     </w:rPr>
                     <w:t xml:space="preserve">Outlier:</w:t>
@@ -1343,7 +1347,7 @@
                       <w:rFonts w:ascii="Avenir Next" w:hAnsi="Avenir Next" w:cs="Avenir Next" w:eastAsia="Avenir Next"/>
                       <w:b/>
                       <w:color w:val="003A70"/>
-                      <w:sz w:val="20"/>
+                      <w:sz w:val="22"/>
                       <w:szCs w:val="20"/>
                     </w:rPr>
                     <w:t xml:space="preserve">b.</w:t>
@@ -1361,7 +1365,7 @@
                     <w:rPr>
                       <w:rFonts w:ascii="Avenir Next" w:hAnsi="Avenir Next" w:cs="Avenir Next" w:eastAsia="Avenir Next"/>
                       <w:color w:val="1A1A1A"/>
-                      <w:sz w:val="20"/>
+                      <w:sz w:val="22"/>
                       <w:szCs w:val="20"/>
                     </w:rPr>
                     <w:t xml:space="preserve">Median:</w:t>
@@ -1389,7 +1393,7 @@
                     <w:rPr>
                       <w:rFonts w:ascii="Avenir Next" w:hAnsi="Avenir Next" w:cs="Avenir Next" w:eastAsia="Avenir Next"/>
                       <w:color w:val="1A1A1A"/>
-                      <w:sz w:val="20"/>
+                      <w:sz w:val="22"/>
                       <w:szCs w:val="20"/>
                     </w:rPr>
                     <w:t xml:space="preserve"> years</w:t>
@@ -1420,7 +1424,7 @@
                       <w:rFonts w:ascii="Avenir Next" w:hAnsi="Avenir Next" w:cs="Avenir Next" w:eastAsia="Avenir Next"/>
                       <w:b/>
                       <w:color w:val="003A70"/>
-                      <w:sz w:val="20"/>
+                      <w:sz w:val="22"/>
                       <w:szCs w:val="20"/>
                     </w:rPr>
                     <w:t xml:space="preserve">c.</w:t>
@@ -1438,7 +1442,7 @@
                     <w:rPr>
                       <w:rFonts w:ascii="Avenir Next" w:hAnsi="Avenir Next" w:cs="Avenir Next" w:eastAsia="Avenir Next"/>
                       <w:color w:val="1A1A1A"/>
-                      <w:sz w:val="20"/>
+                      <w:sz w:val="22"/>
                       <w:szCs w:val="20"/>
                     </w:rPr>
                     <w:t xml:space="preserve">Mean:</w:t>
@@ -1466,7 +1470,7 @@
                     <w:rPr>
                       <w:rFonts w:ascii="Avenir Next" w:hAnsi="Avenir Next" w:cs="Avenir Next" w:eastAsia="Avenir Next"/>
                       <w:color w:val="1A1A1A"/>
-                      <w:sz w:val="20"/>
+                      <w:sz w:val="22"/>
                       <w:szCs w:val="20"/>
                     </w:rPr>
                     <w:t xml:space="preserve"> years</w:t>
@@ -1491,7 +1495,7 @@
                       <w:rFonts w:ascii="Avenir Next" w:hAnsi="Avenir Next" w:cs="Avenir Next" w:eastAsia="Avenir Next"/>
                       <w:b/>
                       <w:color w:val="003A70"/>
-                      <w:sz w:val="20"/>
+                      <w:sz w:val="22"/>
                       <w:szCs w:val="20"/>
                     </w:rPr>
                     <w:t xml:space="preserve">d.</w:t>
@@ -1509,7 +1513,7 @@
                     <w:rPr>
                       <w:rFonts w:ascii="Avenir Next" w:hAnsi="Avenir Next" w:cs="Avenir Next" w:eastAsia="Avenir Next"/>
                       <w:color w:val="1A1A1A"/>
-                      <w:sz w:val="20"/>
+                      <w:sz w:val="22"/>
                       <w:szCs w:val="20"/>
                     </w:rPr>
                     <w:t xml:space="preserve">Better center:</w:t>
@@ -1539,7 +1543,7 @@
           </w:tbl>
           <w:p>
             <w:pPr>
-              <w:spacing w:before="0" w:after="0" w:line="24" w:lineRule="auto"/>
+              <w:spacing w:before="0" w:after="0" w:line="50" w:lineRule="exact"/>
             </w:pPr>
           </w:p>
         </w:tc>
@@ -1547,12 +1551,12 @@
     </w:tbl>
     <w:p>
       <w:pPr>
-        <w:spacing w:before="0" w:after="0" w:line="20" w:lineRule="exact"/>
+        <w:spacing w:before="0" w:after="0" w:line="50" w:lineRule="exact"/>
       </w:pPr>
     </w:p>
     <w:p>
       <w:pPr>
-        <w:spacing w:before="0" w:after="0" w:line="20" w:lineRule="exact"/>
+        <w:spacing w:before="0" w:after="0" w:line="50" w:lineRule="exact"/>
       </w:pPr>
     </w:p>
     <w:tbl>
@@ -1602,18 +1606,18 @@
                 <w:rFonts w:ascii="Avenir Next" w:hAnsi="Avenir Next" w:cs="Avenir Next" w:eastAsia="Avenir Next"/>
                 <w:b/>
                 <w:color w:val="1A1A1A"/>
+                <w:sz w:val="22"/>
+                <w:szCs w:val="20"/>
+              </w:rPr>
+              <w:t xml:space="preserve">3.</w:t>
+            </w:r>
+            <w:r>
+              <w:rPr>
+                <w:rFonts w:ascii="Avenir Next" w:hAnsi="Avenir Next" w:cs="Avenir Next" w:eastAsia="Avenir Next"/>
+                <w:color w:val="1A1A1A"/>
                 <w:sz w:val="20"/>
                 <w:szCs w:val="20"/>
               </w:rPr>
-              <w:t xml:space="preserve">3.</w:t>
-            </w:r>
-            <w:r>
-              <w:rPr>
-                <w:rFonts w:ascii="Avenir Next" w:hAnsi="Avenir Next" w:cs="Avenir Next" w:eastAsia="Avenir Next"/>
-                <w:color w:val="1A1A1A"/>
-                <w:sz w:val="20"/>
-                <w:szCs w:val="20"/>
-              </w:rPr>
               <w:tab/>
             </w:r>
             <w:r>
@@ -1621,7 +1625,7 @@
                 <w:rFonts w:ascii="Avenir Next" w:hAnsi="Avenir Next" w:cs="Avenir Next" w:eastAsia="Avenir Next"/>
                 <w:b/>
                 <w:color w:val="1A1A1A"/>
-                <w:sz w:val="20"/>
+                <w:sz w:val="22"/>
                 <w:szCs w:val="20"/>
               </w:rPr>
               <w:t xml:space="preserve">Movie Runtimes.  </w:t>
@@ -1630,7 +1634,7 @@
               <w:rPr>
                 <w:rFonts w:ascii="Avenir Next" w:hAnsi="Avenir Next" w:cs="Avenir Next" w:eastAsia="Avenir Next"/>
                 <w:color w:val="1A1A1A"/>
-                <w:sz w:val="20"/>
+                <w:sz w:val="22"/>
                 <w:szCs w:val="20"/>
               </w:rPr>
               <w:t xml:space="preserve">Five runtimes are 92, 96, 99, 104 and 154 minutes.</w:t>
@@ -1647,7 +1651,7 @@
                 <w:rFonts w:ascii="Avenir Next" w:hAnsi="Avenir Next" w:cs="Avenir Next" w:eastAsia="Avenir Next"/>
                 <w:b/>
                 <w:color w:val="003A70"/>
-                <w:sz w:val="17"/>
+                <w:sz w:val="22"/>
                 <w:szCs w:val="17"/>
               </w:rPr>
               <w:t xml:space="preserve">Hint  </w:t>
@@ -1657,7 +1661,7 @@
                 <w:rFonts w:ascii="Avenir Next" w:hAnsi="Avenir Next" w:cs="Avenir Next" w:eastAsia="Avenir Next"/>
                 <w:i/>
                 <w:color w:val="5A5F66"/>
-                <w:sz w:val="17"/>
+                <w:sz w:val="22"/>
                 <w:szCs w:val="17"/>
               </w:rPr>
               <w:t xml:space="preserve">Put the values in order. The median is the middle one.</w:t>
@@ -1677,10 +1681,28 @@
                 <w:rFonts w:ascii="Avenir Next" w:hAnsi="Avenir Next" w:cs="Avenir Next" w:eastAsia="Avenir Next"/>
                 <w:b/>
                 <w:color w:val="003A70"/>
+                <w:sz w:val="22"/>
+                <w:szCs w:val="20"/>
+              </w:rPr>
+              <w:t xml:space="preserve">a.</w:t>
+            </w:r>
+            <w:r>
+              <w:rPr>
+                <w:rFonts w:ascii="Avenir Next" w:hAnsi="Avenir Next" w:cs="Avenir Next" w:eastAsia="Avenir Next"/>
+                <w:color w:val="1A1A1A"/>
                 <w:sz w:val="20"/>
                 <w:szCs w:val="20"/>
               </w:rPr>
-              <w:t xml:space="preserve">a.</w:t>
+              <w:tab/>
+            </w:r>
+            <w:r>
+              <w:rPr>
+                <w:rFonts w:ascii="Avenir Next" w:hAnsi="Avenir Next" w:cs="Avenir Next" w:eastAsia="Avenir Next"/>
+                <w:color w:val="1A1A1A"/>
+                <w:sz w:val="22"/>
+                <w:szCs w:val="20"/>
+              </w:rPr>
+              <w:t xml:space="preserve">Median:</w:t>
             </w:r>
             <w:r>
               <w:rPr>
@@ -1689,7 +1711,7 @@
                 <w:sz w:val="20"/>
                 <w:szCs w:val="20"/>
               </w:rPr>
-              <w:tab/>
+              <w:t xml:space="preserve">  </w:t>
             </w:r>
             <w:r>
               <w:rPr>
@@ -1697,24 +1719,6 @@
                 <w:color w:val="1A1A1A"/>
                 <w:sz w:val="20"/>
                 <w:szCs w:val="20"/>
-              </w:rPr>
-              <w:t xml:space="preserve">Median:</w:t>
-            </w:r>
-            <w:r>
-              <w:rPr>
-                <w:rFonts w:ascii="Avenir Next" w:hAnsi="Avenir Next" w:cs="Avenir Next" w:eastAsia="Avenir Next"/>
-                <w:color w:val="1A1A1A"/>
-                <w:sz w:val="20"/>
-                <w:szCs w:val="20"/>
-              </w:rPr>
-              <w:t xml:space="preserve">  </w:t>
-            </w:r>
-            <w:r>
-              <w:rPr>
-                <w:rFonts w:ascii="Avenir Next" w:hAnsi="Avenir Next" w:cs="Avenir Next" w:eastAsia="Avenir Next"/>
-                <w:color w:val="1A1A1A"/>
-                <w:sz w:val="20"/>
-                <w:szCs w:val="20"/>
                 <w:u w:val="single"/>
               </w:rPr>
               <w:t xml:space="preserve">                </w:t>
@@ -1723,7 +1727,7 @@
               <w:rPr>
                 <w:rFonts w:ascii="Avenir Next" w:hAnsi="Avenir Next" w:cs="Avenir Next" w:eastAsia="Avenir Next"/>
                 <w:color w:val="1A1A1A"/>
-                <w:sz w:val="20"/>
+                <w:sz w:val="22"/>
                 <w:szCs w:val="20"/>
               </w:rPr>
               <w:t xml:space="preserve"> min</w:t>
@@ -1743,10 +1747,28 @@
                 <w:rFonts w:ascii="Avenir Next" w:hAnsi="Avenir Next" w:cs="Avenir Next" w:eastAsia="Avenir Next"/>
                 <w:b/>
                 <w:color w:val="003A70"/>
+                <w:sz w:val="22"/>
+                <w:szCs w:val="20"/>
+              </w:rPr>
+              <w:t xml:space="preserve">b.</w:t>
+            </w:r>
+            <w:r>
+              <w:rPr>
+                <w:rFonts w:ascii="Avenir Next" w:hAnsi="Avenir Next" w:cs="Avenir Next" w:eastAsia="Avenir Next"/>
+                <w:color w:val="1A1A1A"/>
                 <w:sz w:val="20"/>
                 <w:szCs w:val="20"/>
               </w:rPr>
-              <w:t xml:space="preserve">b.</w:t>
+              <w:tab/>
+            </w:r>
+            <w:r>
+              <w:rPr>
+                <w:rFonts w:ascii="Avenir Next" w:hAnsi="Avenir Next" w:cs="Avenir Next" w:eastAsia="Avenir Next"/>
+                <w:color w:val="1A1A1A"/>
+                <w:sz w:val="22"/>
+                <w:szCs w:val="20"/>
+              </w:rPr>
+              <w:t xml:space="preserve">Mean:</w:t>
             </w:r>
             <w:r>
               <w:rPr>
@@ -1755,7 +1777,7 @@
                 <w:sz w:val="20"/>
                 <w:szCs w:val="20"/>
               </w:rPr>
-              <w:tab/>
+              <w:t xml:space="preserve">  </w:t>
             </w:r>
             <w:r>
               <w:rPr>
@@ -1763,24 +1785,6 @@
                 <w:color w:val="1A1A1A"/>
                 <w:sz w:val="20"/>
                 <w:szCs w:val="20"/>
-              </w:rPr>
-              <w:t xml:space="preserve">Mean:</w:t>
-            </w:r>
-            <w:r>
-              <w:rPr>
-                <w:rFonts w:ascii="Avenir Next" w:hAnsi="Avenir Next" w:cs="Avenir Next" w:eastAsia="Avenir Next"/>
-                <w:color w:val="1A1A1A"/>
-                <w:sz w:val="20"/>
-                <w:szCs w:val="20"/>
-              </w:rPr>
-              <w:t xml:space="preserve">  </w:t>
-            </w:r>
-            <w:r>
-              <w:rPr>
-                <w:rFonts w:ascii="Avenir Next" w:hAnsi="Avenir Next" w:cs="Avenir Next" w:eastAsia="Avenir Next"/>
-                <w:color w:val="1A1A1A"/>
-                <w:sz w:val="20"/>
-                <w:szCs w:val="20"/>
                 <w:u w:val="single"/>
               </w:rPr>
               <w:t xml:space="preserve">                </w:t>
@@ -1789,7 +1793,7 @@
               <w:rPr>
                 <w:rFonts w:ascii="Avenir Next" w:hAnsi="Avenir Next" w:cs="Avenir Next" w:eastAsia="Avenir Next"/>
                 <w:color w:val="1A1A1A"/>
-                <w:sz w:val="20"/>
+                <w:sz w:val="22"/>
                 <w:szCs w:val="20"/>
               </w:rPr>
               <w:t xml:space="preserve"> min</w:t>
@@ -1809,10 +1813,28 @@
                 <w:rFonts w:ascii="Avenir Next" w:hAnsi="Avenir Next" w:cs="Avenir Next" w:eastAsia="Avenir Next"/>
                 <w:b/>
                 <w:color w:val="003A70"/>
+                <w:sz w:val="22"/>
+                <w:szCs w:val="20"/>
+              </w:rPr>
+              <w:t xml:space="preserve">c.</w:t>
+            </w:r>
+            <w:r>
+              <w:rPr>
+                <w:rFonts w:ascii="Avenir Next" w:hAnsi="Avenir Next" w:cs="Avenir Next" w:eastAsia="Avenir Next"/>
+                <w:color w:val="1A1A1A"/>
                 <w:sz w:val="20"/>
                 <w:szCs w:val="20"/>
               </w:rPr>
-              <w:t xml:space="preserve">c.</w:t>
+              <w:tab/>
+            </w:r>
+            <w:r>
+              <w:rPr>
+                <w:rFonts w:ascii="Avenir Next" w:hAnsi="Avenir Next" w:cs="Avenir Next" w:eastAsia="Avenir Next"/>
+                <w:color w:val="1A1A1A"/>
+                <w:sz w:val="22"/>
+                <w:szCs w:val="20"/>
+              </w:rPr>
+              <w:t xml:space="preserve">Which measure is pulled up by the long film?</w:t>
             </w:r>
             <w:r>
               <w:rPr>
@@ -1821,7 +1843,7 @@
                 <w:sz w:val="20"/>
                 <w:szCs w:val="20"/>
               </w:rPr>
-              <w:tab/>
+              <w:t xml:space="preserve">  </w:t>
             </w:r>
             <w:r>
               <w:rPr>
@@ -1829,24 +1851,6 @@
                 <w:color w:val="1A1A1A"/>
                 <w:sz w:val="20"/>
                 <w:szCs w:val="20"/>
-              </w:rPr>
-              <w:t xml:space="preserve">Which measure is pulled up by the long film?</w:t>
-            </w:r>
-            <w:r>
-              <w:rPr>
-                <w:rFonts w:ascii="Avenir Next" w:hAnsi="Avenir Next" w:cs="Avenir Next" w:eastAsia="Avenir Next"/>
-                <w:color w:val="1A1A1A"/>
-                <w:sz w:val="20"/>
-                <w:szCs w:val="20"/>
-              </w:rPr>
-              <w:t xml:space="preserve">  </w:t>
-            </w:r>
-            <w:r>
-              <w:rPr>
-                <w:rFonts w:ascii="Avenir Next" w:hAnsi="Avenir Next" w:cs="Avenir Next" w:eastAsia="Avenir Next"/>
-                <w:color w:val="1A1A1A"/>
-                <w:sz w:val="20"/>
-                <w:szCs w:val="20"/>
                 <w:u w:val="single"/>
               </w:rPr>
               <w:t xml:space="preserve">                      </w:t>
@@ -1854,7 +1858,7 @@
           </w:p>
           <w:p>
             <w:pPr>
-              <w:spacing w:before="0" w:after="0" w:line="60" w:lineRule="auto"/>
+              <w:spacing w:before="0" w:after="0" w:line="50" w:lineRule="exact"/>
             </w:pPr>
           </w:p>
           <w:tbl>
@@ -1912,7 +1916,7 @@
           </w:tbl>
           <w:p>
             <w:pPr>
-              <w:spacing w:before="0" w:after="0" w:line="24" w:lineRule="auto"/>
+              <w:spacing w:before="0" w:after="0" w:line="50" w:lineRule="exact"/>
             </w:pPr>
           </w:p>
         </w:tc>
@@ -1920,12 +1924,12 @@
     </w:tbl>
     <w:p>
       <w:pPr>
-        <w:spacing w:before="0" w:after="0" w:line="20" w:lineRule="exact"/>
+        <w:spacing w:before="0" w:after="0" w:line="50" w:lineRule="exact"/>
       </w:pPr>
     </w:p>
     <w:p>
       <w:pPr>
-        <w:spacing w:before="0" w:after="0" w:line="20" w:lineRule="exact"/>
+        <w:spacing w:before="0" w:after="0" w:line="50" w:lineRule="exact"/>
       </w:pPr>
     </w:p>
     <w:tbl>
@@ -1976,18 +1980,18 @@
                 <w:rFonts w:ascii="Avenir Next" w:hAnsi="Avenir Next" w:cs="Avenir Next" w:eastAsia="Avenir Next"/>
                 <w:b/>
                 <w:color w:val="1A1A1A"/>
+                <w:sz w:val="22"/>
+                <w:szCs w:val="20"/>
+              </w:rPr>
+              <w:t xml:space="preserve">4.</w:t>
+            </w:r>
+            <w:r>
+              <w:rPr>
+                <w:rFonts w:ascii="Avenir Next" w:hAnsi="Avenir Next" w:cs="Avenir Next" w:eastAsia="Avenir Next"/>
+                <w:color w:val="1A1A1A"/>
                 <w:sz w:val="20"/>
                 <w:szCs w:val="20"/>
               </w:rPr>
-              <w:t xml:space="preserve">4.</w:t>
-            </w:r>
-            <w:r>
-              <w:rPr>
-                <w:rFonts w:ascii="Avenir Next" w:hAnsi="Avenir Next" w:cs="Avenir Next" w:eastAsia="Avenir Next"/>
-                <w:color w:val="1A1A1A"/>
-                <w:sz w:val="20"/>
-                <w:szCs w:val="20"/>
-              </w:rPr>
               <w:tab/>
             </w:r>
             <w:r>
@@ -1995,7 +1999,7 @@
                 <w:rFonts w:ascii="Avenir Next" w:hAnsi="Avenir Next" w:cs="Avenir Next" w:eastAsia="Avenir Next"/>
                 <w:b/>
                 <w:color w:val="1A1A1A"/>
-                <w:sz w:val="20"/>
+                <w:sz w:val="22"/>
                 <w:szCs w:val="20"/>
               </w:rPr>
               <w:t xml:space="preserve">Taxi Fares.  </w:t>
@@ -2004,7 +2008,7 @@
               <w:rPr>
                 <w:rFonts w:ascii="Avenir Next" w:hAnsi="Avenir Next" w:cs="Avenir Next" w:eastAsia="Avenir Next"/>
                 <w:color w:val="1A1A1A"/>
-                <w:sz w:val="20"/>
+                <w:sz w:val="22"/>
                 <w:szCs w:val="20"/>
               </w:rPr>
               <w:t xml:space="preserve">Five fares are $10, $13, $15, $17 and $85.</w:t>
@@ -2024,10 +2028,28 @@
                 <w:rFonts w:ascii="Avenir Next" w:hAnsi="Avenir Next" w:cs="Avenir Next" w:eastAsia="Avenir Next"/>
                 <w:b/>
                 <w:color w:val="003A70"/>
+                <w:sz w:val="22"/>
+                <w:szCs w:val="20"/>
+              </w:rPr>
+              <w:t xml:space="preserve">a.</w:t>
+            </w:r>
+            <w:r>
+              <w:rPr>
+                <w:rFonts w:ascii="Avenir Next" w:hAnsi="Avenir Next" w:cs="Avenir Next" w:eastAsia="Avenir Next"/>
+                <w:color w:val="1A1A1A"/>
                 <w:sz w:val="20"/>
                 <w:szCs w:val="20"/>
               </w:rPr>
-              <w:t xml:space="preserve">a.</w:t>
+              <w:tab/>
+            </w:r>
+            <w:r>
+              <w:rPr>
+                <w:rFonts w:ascii="Avenir Next" w:hAnsi="Avenir Next" w:cs="Avenir Next" w:eastAsia="Avenir Next"/>
+                <w:color w:val="1A1A1A"/>
+                <w:sz w:val="22"/>
+                <w:szCs w:val="20"/>
+              </w:rPr>
+              <w:t xml:space="preserve">Median:</w:t>
             </w:r>
             <w:r>
               <w:rPr>
@@ -2036,7 +2058,7 @@
                 <w:sz w:val="20"/>
                 <w:szCs w:val="20"/>
               </w:rPr>
-              <w:tab/>
+              <w:t xml:space="preserve">  </w:t>
             </w:r>
             <w:r>
               <w:rPr>
@@ -2044,24 +2066,6 @@
                 <w:color w:val="1A1A1A"/>
                 <w:sz w:val="20"/>
                 <w:szCs w:val="20"/>
-              </w:rPr>
-              <w:t xml:space="preserve">Median:</w:t>
-            </w:r>
-            <w:r>
-              <w:rPr>
-                <w:rFonts w:ascii="Avenir Next" w:hAnsi="Avenir Next" w:cs="Avenir Next" w:eastAsia="Avenir Next"/>
-                <w:color w:val="1A1A1A"/>
-                <w:sz w:val="20"/>
-                <w:szCs w:val="20"/>
-              </w:rPr>
-              <w:t xml:space="preserve">  </w:t>
-            </w:r>
-            <w:r>
-              <w:rPr>
-                <w:rFonts w:ascii="Avenir Next" w:hAnsi="Avenir Next" w:cs="Avenir Next" w:eastAsia="Avenir Next"/>
-                <w:color w:val="1A1A1A"/>
-                <w:sz w:val="20"/>
-                <w:szCs w:val="20"/>
                 <w:u w:val="single"/>
               </w:rPr>
               <w:t xml:space="preserve">                </w:t>
@@ -2070,7 +2074,7 @@
               <w:rPr>
                 <w:rFonts w:ascii="Avenir Next" w:hAnsi="Avenir Next" w:cs="Avenir Next" w:eastAsia="Avenir Next"/>
                 <w:color w:val="1A1A1A"/>
-                <w:sz w:val="20"/>
+                <w:sz w:val="22"/>
                 <w:szCs w:val="20"/>
               </w:rPr>
               <w:t xml:space="preserve"> dollars</w:t>
@@ -2090,10 +2094,28 @@
                 <w:rFonts w:ascii="Avenir Next" w:hAnsi="Avenir Next" w:cs="Avenir Next" w:eastAsia="Avenir Next"/>
                 <w:b/>
                 <w:color w:val="003A70"/>
+                <w:sz w:val="22"/>
+                <w:szCs w:val="20"/>
+              </w:rPr>
+              <w:t xml:space="preserve">b.</w:t>
+            </w:r>
+            <w:r>
+              <w:rPr>
+                <w:rFonts w:ascii="Avenir Next" w:hAnsi="Avenir Next" w:cs="Avenir Next" w:eastAsia="Avenir Next"/>
+                <w:color w:val="1A1A1A"/>
                 <w:sz w:val="20"/>
                 <w:szCs w:val="20"/>
               </w:rPr>
-              <w:t xml:space="preserve">b.</w:t>
+              <w:tab/>
+            </w:r>
+            <w:r>
+              <w:rPr>
+                <w:rFonts w:ascii="Avenir Next" w:hAnsi="Avenir Next" w:cs="Avenir Next" w:eastAsia="Avenir Next"/>
+                <w:color w:val="1A1A1A"/>
+                <w:sz w:val="22"/>
+                <w:szCs w:val="20"/>
+              </w:rPr>
+              <w:t xml:space="preserve">Mean:</w:t>
             </w:r>
             <w:r>
               <w:rPr>
@@ -2102,7 +2124,7 @@
                 <w:sz w:val="20"/>
                 <w:szCs w:val="20"/>
               </w:rPr>
-              <w:tab/>
+              <w:t xml:space="preserve">  </w:t>
             </w:r>
             <w:r>
               <w:rPr>
@@ -2110,24 +2132,6 @@
                 <w:color w:val="1A1A1A"/>
                 <w:sz w:val="20"/>
                 <w:szCs w:val="20"/>
-              </w:rPr>
-              <w:t xml:space="preserve">Mean:</w:t>
-            </w:r>
-            <w:r>
-              <w:rPr>
-                <w:rFonts w:ascii="Avenir Next" w:hAnsi="Avenir Next" w:cs="Avenir Next" w:eastAsia="Avenir Next"/>
-                <w:color w:val="1A1A1A"/>
-                <w:sz w:val="20"/>
-                <w:szCs w:val="20"/>
-              </w:rPr>
-              <w:t xml:space="preserve">  </w:t>
-            </w:r>
-            <w:r>
-              <w:rPr>
-                <w:rFonts w:ascii="Avenir Next" w:hAnsi="Avenir Next" w:cs="Avenir Next" w:eastAsia="Avenir Next"/>
-                <w:color w:val="1A1A1A"/>
-                <w:sz w:val="20"/>
-                <w:szCs w:val="20"/>
                 <w:u w:val="single"/>
               </w:rPr>
               <w:t xml:space="preserve">                </w:t>
@@ -2136,7 +2140,7 @@
               <w:rPr>
                 <w:rFonts w:ascii="Avenir Next" w:hAnsi="Avenir Next" w:cs="Avenir Next" w:eastAsia="Avenir Next"/>
                 <w:color w:val="1A1A1A"/>
-                <w:sz w:val="20"/>
+                <w:sz w:val="22"/>
                 <w:szCs w:val="20"/>
               </w:rPr>
               <w:t xml:space="preserve"> dollars</w:t>
@@ -2144,7 +2148,7 @@
           </w:p>
           <w:p>
             <w:pPr>
-              <w:spacing w:before="0" w:after="0" w:line="60" w:lineRule="auto"/>
+              <w:spacing w:before="0" w:after="0" w:line="50" w:lineRule="exact"/>
             </w:pPr>
           </w:p>
           <w:tbl>
@@ -2202,7 +2206,7 @@
           </w:tbl>
           <w:p>
             <w:pPr>
-              <w:spacing w:before="0" w:after="0" w:line="24" w:lineRule="auto"/>
+              <w:spacing w:before="0" w:after="0" w:line="50" w:lineRule="exact"/>
             </w:pPr>
           </w:p>
         </w:tc>
@@ -2225,18 +2229,18 @@
                 <w:rFonts w:ascii="Avenir Next" w:hAnsi="Avenir Next" w:cs="Avenir Next" w:eastAsia="Avenir Next"/>
                 <w:b/>
                 <w:color w:val="1A1A1A"/>
+                <w:sz w:val="22"/>
+                <w:szCs w:val="20"/>
+              </w:rPr>
+              <w:t xml:space="preserve">5.</w:t>
+            </w:r>
+            <w:r>
+              <w:rPr>
+                <w:rFonts w:ascii="Avenir Next" w:hAnsi="Avenir Next" w:cs="Avenir Next" w:eastAsia="Avenir Next"/>
+                <w:color w:val="1A1A1A"/>
                 <w:sz w:val="20"/>
                 <w:szCs w:val="20"/>
               </w:rPr>
-              <w:t xml:space="preserve">5.</w:t>
-            </w:r>
-            <w:r>
-              <w:rPr>
-                <w:rFonts w:ascii="Avenir Next" w:hAnsi="Avenir Next" w:cs="Avenir Next" w:eastAsia="Avenir Next"/>
-                <w:color w:val="1A1A1A"/>
-                <w:sz w:val="20"/>
-                <w:szCs w:val="20"/>
-              </w:rPr>
               <w:tab/>
             </w:r>
             <w:r>
@@ -2244,7 +2248,7 @@
                 <w:rFonts w:ascii="Avenir Next" w:hAnsi="Avenir Next" w:cs="Avenir Next" w:eastAsia="Avenir Next"/>
                 <w:b/>
                 <w:color w:val="1A1A1A"/>
-                <w:sz w:val="20"/>
+                <w:sz w:val="22"/>
                 <w:szCs w:val="20"/>
               </w:rPr>
               <w:t xml:space="preserve">Typical Value Claim.  </w:t>
@@ -2253,7 +2257,7 @@
               <w:rPr>
                 <w:rFonts w:ascii="Avenir Next" w:hAnsi="Avenir Next" w:cs="Avenir Next" w:eastAsia="Avenir Next"/>
                 <w:color w:val="1A1A1A"/>
-                <w:sz w:val="20"/>
+                <w:sz w:val="22"/>
                 <w:szCs w:val="20"/>
               </w:rPr>
               <w:t xml:space="preserve">For 40, 44, 47, 49, 180, Tyrell says the mean is a good typical value. Find the mean. Is he right?</w:t>
@@ -2270,7 +2274,7 @@
                 <w:rFonts w:ascii="Avenir Next" w:hAnsi="Avenir Next" w:cs="Avenir Next" w:eastAsia="Avenir Next"/>
                 <w:b/>
                 <w:color w:val="003A70"/>
-                <w:sz w:val="17"/>
+                <w:sz w:val="22"/>
                 <w:szCs w:val="17"/>
               </w:rPr>
               <w:t xml:space="preserve">Hint  </w:t>
@@ -2280,7 +2284,7 @@
                 <w:rFonts w:ascii="Avenir Next" w:hAnsi="Avenir Next" w:cs="Avenir Next" w:eastAsia="Avenir Next"/>
                 <w:i/>
                 <w:color w:val="5A5F66"/>
-                <w:sz w:val="17"/>
+                <w:sz w:val="22"/>
                 <w:szCs w:val="17"/>
               </w:rPr>
               <w:t xml:space="preserve">Count how many values sit near the mean.</w:t>
@@ -2288,7 +2292,7 @@
           </w:p>
           <w:p>
             <w:pPr>
-              <w:spacing w:before="0" w:after="0" w:line="60" w:lineRule="auto"/>
+              <w:spacing w:before="0" w:after="0" w:line="50" w:lineRule="exact"/>
             </w:pPr>
           </w:p>
           <w:tbl>
@@ -2357,7 +2361,7 @@
                 <w:rFonts w:ascii="Avenir Next" w:hAnsi="Avenir Next" w:cs="Avenir Next" w:eastAsia="Avenir Next"/>
                 <w:b/>
                 <w:color w:val="1A1A1A"/>
-                <w:sz w:val="18"/>
+                <w:sz w:val="22"/>
                 <w:szCs w:val="18"/>
               </w:rPr>
               <w:t xml:space="preserve">Mean</w:t>
@@ -2377,12 +2381,12 @@
     </w:tbl>
     <w:p>
       <w:pPr>
-        <w:spacing w:before="0" w:after="0" w:line="20" w:lineRule="exact"/>
+        <w:spacing w:before="0" w:after="0" w:line="50" w:lineRule="exact"/>
       </w:pPr>
     </w:p>
     <w:p>
       <w:pPr>
-        <w:spacing w:before="0" w:after="0" w:line="20" w:lineRule="exact"/>
+        <w:spacing w:before="0" w:after="0" w:line="50" w:lineRule="exact"/>
       </w:pPr>
     </w:p>
     <w:tbl>
@@ -2432,18 +2436,18 @@
                 <w:rFonts w:ascii="Avenir Next" w:hAnsi="Avenir Next" w:cs="Avenir Next" w:eastAsia="Avenir Next"/>
                 <w:b/>
                 <w:color w:val="1A1A1A"/>
+                <w:sz w:val="22"/>
+                <w:szCs w:val="20"/>
+              </w:rPr>
+              <w:t xml:space="preserve">6.</w:t>
+            </w:r>
+            <w:r>
+              <w:rPr>
+                <w:rFonts w:ascii="Avenir Next" w:hAnsi="Avenir Next" w:cs="Avenir Next" w:eastAsia="Avenir Next"/>
+                <w:color w:val="1A1A1A"/>
                 <w:sz w:val="20"/>
                 <w:szCs w:val="20"/>
               </w:rPr>
-              <w:t xml:space="preserve">6.</w:t>
-            </w:r>
-            <w:r>
-              <w:rPr>
-                <w:rFonts w:ascii="Avenir Next" w:hAnsi="Avenir Next" w:cs="Avenir Next" w:eastAsia="Avenir Next"/>
-                <w:color w:val="1A1A1A"/>
-                <w:sz w:val="20"/>
-                <w:szCs w:val="20"/>
-              </w:rPr>
               <w:tab/>
             </w:r>
             <w:r>
@@ -2451,7 +2455,7 @@
                 <w:rFonts w:ascii="Avenir Next" w:hAnsi="Avenir Next" w:cs="Avenir Next" w:eastAsia="Avenir Next"/>
                 <w:b/>
                 <w:color w:val="1A1A1A"/>
-                <w:sz w:val="20"/>
+                <w:sz w:val="22"/>
                 <w:szCs w:val="20"/>
               </w:rPr>
               <w:t xml:space="preserve">Salary Report.  </w:t>
@@ -2460,7 +2464,7 @@
               <w:rPr>
                 <w:rFonts w:ascii="Avenir Next" w:hAnsi="Avenir Next" w:cs="Avenir Next" w:eastAsia="Avenir Next"/>
                 <w:color w:val="1A1A1A"/>
-                <w:sz w:val="20"/>
+                <w:sz w:val="22"/>
                 <w:szCs w:val="20"/>
               </w:rPr>
               <w:t xml:space="preserve">Six salaries, in thousands of dollars, are 36, 38, 40, 42, 44 and 208.</w:t>
@@ -2477,7 +2481,7 @@
                 <w:rFonts w:ascii="Avenir Next" w:hAnsi="Avenir Next" w:cs="Avenir Next" w:eastAsia="Avenir Next"/>
                 <w:b/>
                 <w:color w:val="003A70"/>
-                <w:sz w:val="17"/>
+                <w:sz w:val="22"/>
                 <w:szCs w:val="17"/>
               </w:rPr>
               <w:t xml:space="preserve">Hint  </w:t>
@@ -2487,7 +2491,7 @@
                 <w:rFonts w:ascii="Avenir Next" w:hAnsi="Avenir Next" w:cs="Avenir Next" w:eastAsia="Avenir Next"/>
                 <w:i/>
                 <w:color w:val="5A5F66"/>
-                <w:sz w:val="17"/>
+                <w:sz w:val="22"/>
                 <w:szCs w:val="17"/>
               </w:rPr>
               <w:t xml:space="preserve">With six values, average the two middle values.</w:t>
@@ -2507,25 +2511,25 @@
                 <w:rFonts w:ascii="Avenir Next" w:hAnsi="Avenir Next" w:cs="Avenir Next" w:eastAsia="Avenir Next"/>
                 <w:b/>
                 <w:color w:val="003A70"/>
+                <w:sz w:val="22"/>
+                <w:szCs w:val="20"/>
+              </w:rPr>
+              <w:t xml:space="preserve">a.</w:t>
+            </w:r>
+            <w:r>
+              <w:rPr>
+                <w:rFonts w:ascii="Avenir Next" w:hAnsi="Avenir Next" w:cs="Avenir Next" w:eastAsia="Avenir Next"/>
+                <w:color w:val="1A1A1A"/>
                 <w:sz w:val="20"/>
                 <w:szCs w:val="20"/>
               </w:rPr>
-              <w:t xml:space="preserve">a.</w:t>
-            </w:r>
-            <w:r>
-              <w:rPr>
-                <w:rFonts w:ascii="Avenir Next" w:hAnsi="Avenir Next" w:cs="Avenir Next" w:eastAsia="Avenir Next"/>
-                <w:color w:val="1A1A1A"/>
-                <w:sz w:val="20"/>
-                <w:szCs w:val="20"/>
-              </w:rPr>
               <w:tab/>
             </w:r>
             <w:r>
               <w:rPr>
                 <w:rFonts w:ascii="Avenir Next" w:hAnsi="Avenir Next" w:cs="Avenir Next" w:eastAsia="Avenir Next"/>
                 <w:color w:val="1A1A1A"/>
-                <w:sz w:val="20"/>
+                <w:sz w:val="22"/>
                 <w:szCs w:val="20"/>
               </w:rPr>
               <w:t xml:space="preserve">Mean:</w:t>
@@ -2564,25 +2568,25 @@
                 <w:rFonts w:ascii="Avenir Next" w:hAnsi="Avenir Next" w:cs="Avenir Next" w:eastAsia="Avenir Next"/>
                 <w:b/>
                 <w:color w:val="003A70"/>
+                <w:sz w:val="22"/>
+                <w:szCs w:val="20"/>
+              </w:rPr>
+              <w:t xml:space="preserve">b.</w:t>
+            </w:r>
+            <w:r>
+              <w:rPr>
+                <w:rFonts w:ascii="Avenir Next" w:hAnsi="Avenir Next" w:cs="Avenir Next" w:eastAsia="Avenir Next"/>
+                <w:color w:val="1A1A1A"/>
                 <w:sz w:val="20"/>
                 <w:szCs w:val="20"/>
               </w:rPr>
-              <w:t xml:space="preserve">b.</w:t>
-            </w:r>
-            <w:r>
-              <w:rPr>
-                <w:rFonts w:ascii="Avenir Next" w:hAnsi="Avenir Next" w:cs="Avenir Next" w:eastAsia="Avenir Next"/>
-                <w:color w:val="1A1A1A"/>
-                <w:sz w:val="20"/>
-                <w:szCs w:val="20"/>
-              </w:rPr>
               <w:tab/>
             </w:r>
             <w:r>
               <w:rPr>
                 <w:rFonts w:ascii="Avenir Next" w:hAnsi="Avenir Next" w:cs="Avenir Next" w:eastAsia="Avenir Next"/>
                 <w:color w:val="1A1A1A"/>
-                <w:sz w:val="20"/>
+                <w:sz w:val="22"/>
                 <w:szCs w:val="20"/>
               </w:rPr>
               <w:t xml:space="preserve">Median:</w:t>
@@ -2621,10 +2625,28 @@
                 <w:rFonts w:ascii="Avenir Next" w:hAnsi="Avenir Next" w:cs="Avenir Next" w:eastAsia="Avenir Next"/>
                 <w:b/>
                 <w:color w:val="003A70"/>
+                <w:sz w:val="22"/>
+                <w:szCs w:val="20"/>
+              </w:rPr>
+              <w:t xml:space="preserve">c.</w:t>
+            </w:r>
+            <w:r>
+              <w:rPr>
+                <w:rFonts w:ascii="Avenir Next" w:hAnsi="Avenir Next" w:cs="Avenir Next" w:eastAsia="Avenir Next"/>
+                <w:color w:val="1A1A1A"/>
                 <w:sz w:val="20"/>
                 <w:szCs w:val="20"/>
               </w:rPr>
-              <w:t xml:space="preserve">c.</w:t>
+              <w:tab/>
+            </w:r>
+            <w:r>
+              <w:rPr>
+                <w:rFonts w:ascii="Avenir Next" w:hAnsi="Avenir Next" w:cs="Avenir Next" w:eastAsia="Avenir Next"/>
+                <w:color w:val="1A1A1A"/>
+                <w:sz w:val="22"/>
+                <w:szCs w:val="20"/>
+              </w:rPr>
+              <w:t xml:space="preserve">Which should a reporter publish? Why?</w:t>
             </w:r>
             <w:r>
               <w:rPr>
@@ -2633,7 +2655,7 @@
                 <w:sz w:val="20"/>
                 <w:szCs w:val="20"/>
               </w:rPr>
-              <w:tab/>
+              <w:t xml:space="preserve">  </w:t>
             </w:r>
             <w:r>
               <w:rPr>
@@ -2641,24 +2663,6 @@
                 <w:color w:val="1A1A1A"/>
                 <w:sz w:val="20"/>
                 <w:szCs w:val="20"/>
-              </w:rPr>
-              <w:t xml:space="preserve">Which should a reporter publish? Why?</w:t>
-            </w:r>
-            <w:r>
-              <w:rPr>
-                <w:rFonts w:ascii="Avenir Next" w:hAnsi="Avenir Next" w:cs="Avenir Next" w:eastAsia="Avenir Next"/>
-                <w:color w:val="1A1A1A"/>
-                <w:sz w:val="20"/>
-                <w:szCs w:val="20"/>
-              </w:rPr>
-              <w:t xml:space="preserve">  </w:t>
-            </w:r>
-            <w:r>
-              <w:rPr>
-                <w:rFonts w:ascii="Avenir Next" w:hAnsi="Avenir Next" w:cs="Avenir Next" w:eastAsia="Avenir Next"/>
-                <w:color w:val="1A1A1A"/>
-                <w:sz w:val="20"/>
-                <w:szCs w:val="20"/>
                 <w:u w:val="single"/>
               </w:rPr>
               <w:t xml:space="preserve">                      </w:t>
@@ -2666,7 +2670,7 @@
           </w:p>
           <w:p>
             <w:pPr>
-              <w:spacing w:before="0" w:after="0" w:line="60" w:lineRule="auto"/>
+              <w:spacing w:before="0" w:after="0" w:line="50" w:lineRule="exact"/>
             </w:pPr>
           </w:p>
           <w:tbl>
@@ -2724,7 +2728,7 @@
           </w:tbl>
           <w:p>
             <w:pPr>
-              <w:spacing w:before="0" w:after="0" w:line="24" w:lineRule="auto"/>
+              <w:spacing w:before="0" w:after="0" w:line="50" w:lineRule="exact"/>
             </w:pPr>
           </w:p>
         </w:tc>
@@ -2732,12 +2736,12 @@
     </w:tbl>
     <w:p>
       <w:pPr>
-        <w:spacing w:before="0" w:after="0" w:line="20" w:lineRule="exact"/>
+        <w:spacing w:before="0" w:after="0" w:line="50" w:lineRule="exact"/>
       </w:pPr>
     </w:p>
     <w:p>
       <w:pPr>
-        <w:spacing w:before="0" w:after="0" w:line="20" w:lineRule="exact"/>
+        <w:spacing w:before="0" w:after="0" w:line="50" w:lineRule="exact"/>
       </w:pPr>
     </w:p>
     <w:tbl>
@@ -2787,18 +2791,18 @@
                 <w:rFonts w:ascii="Avenir Next" w:hAnsi="Avenir Next" w:cs="Avenir Next" w:eastAsia="Avenir Next"/>
                 <w:b/>
                 <w:color w:val="1A1A1A"/>
+                <w:sz w:val="22"/>
+                <w:szCs w:val="20"/>
+              </w:rPr>
+              <w:t xml:space="preserve">7.</w:t>
+            </w:r>
+            <w:r>
+              <w:rPr>
+                <w:rFonts w:ascii="Avenir Next" w:hAnsi="Avenir Next" w:cs="Avenir Next" w:eastAsia="Avenir Next"/>
+                <w:color w:val="1A1A1A"/>
                 <w:sz w:val="20"/>
                 <w:szCs w:val="20"/>
               </w:rPr>
-              <w:t xml:space="preserve">7.</w:t>
-            </w:r>
-            <w:r>
-              <w:rPr>
-                <w:rFonts w:ascii="Avenir Next" w:hAnsi="Avenir Next" w:cs="Avenir Next" w:eastAsia="Avenir Next"/>
-                <w:color w:val="1A1A1A"/>
-                <w:sz w:val="20"/>
-                <w:szCs w:val="20"/>
-              </w:rPr>
               <w:tab/>
             </w:r>
             <w:r>
@@ -2806,7 +2810,7 @@
                 <w:rFonts w:ascii="Avenir Next" w:hAnsi="Avenir Next" w:cs="Avenir Next" w:eastAsia="Avenir Next"/>
                 <w:b/>
                 <w:color w:val="1A1A1A"/>
-                <w:sz w:val="20"/>
+                <w:sz w:val="22"/>
                 <w:szCs w:val="20"/>
               </w:rPr>
               <w:t xml:space="preserve">No Outlier.  </w:t>
@@ -2815,7 +2819,7 @@
               <w:rPr>
                 <w:rFonts w:ascii="Avenir Next" w:hAnsi="Avenir Next" w:cs="Avenir Next" w:eastAsia="Avenir Next"/>
                 <w:color w:val="1A1A1A"/>
-                <w:sz w:val="20"/>
+                <w:sz w:val="22"/>
                 <w:szCs w:val="20"/>
               </w:rPr>
               <w:t xml:space="preserve">Five test scores are 70, 72, 74, 76 and 78. Find the mean and the median. Which would you report?</w:t>
@@ -2832,7 +2836,7 @@
                 <w:rFonts w:ascii="Avenir Next" w:hAnsi="Avenir Next" w:cs="Avenir Next" w:eastAsia="Avenir Next"/>
                 <w:b/>
                 <w:color w:val="003A70"/>
-                <w:sz w:val="17"/>
+                <w:sz w:val="22"/>
                 <w:szCs w:val="17"/>
               </w:rPr>
               <w:t xml:space="preserve">Hint  </w:t>
@@ -2842,7 +2846,7 @@
                 <w:rFonts w:ascii="Avenir Next" w:hAnsi="Avenir Next" w:cs="Avenir Next" w:eastAsia="Avenir Next"/>
                 <w:i/>
                 <w:color w:val="5A5F66"/>
-                <w:sz w:val="17"/>
+                <w:sz w:val="22"/>
                 <w:szCs w:val="17"/>
               </w:rPr>
               <w:t xml:space="preserve">Check how close the two measures land.</w:t>
@@ -2850,7 +2854,7 @@
           </w:p>
           <w:p>
             <w:pPr>
-              <w:spacing w:before="0" w:after="0" w:line="60" w:lineRule="auto"/>
+              <w:spacing w:before="0" w:after="0" w:line="50" w:lineRule="exact"/>
             </w:pPr>
           </w:p>
           <w:tbl>
@@ -2919,7 +2923,7 @@
                 <w:rFonts w:ascii="Avenir Next" w:hAnsi="Avenir Next" w:cs="Avenir Next" w:eastAsia="Avenir Next"/>
                 <w:b/>
                 <w:color w:val="1A1A1A"/>
-                <w:sz w:val="18"/>
+                <w:sz w:val="22"/>
                 <w:szCs w:val="18"/>
               </w:rPr>
               <w:t xml:space="preserve">Mean, median</w:t>
@@ -2939,12 +2943,12 @@
     </w:tbl>
     <w:p>
       <w:pPr>
-        <w:spacing w:before="0" w:after="0" w:line="20" w:lineRule="exact"/>
+        <w:spacing w:before="0" w:after="0" w:line="50" w:lineRule="exact"/>
       </w:pPr>
     </w:p>
     <w:p>
       <w:pPr>
-        <w:spacing w:before="0" w:after="0" w:line="20" w:lineRule="exact"/>
+        <w:spacing w:before="0" w:after="0" w:line="50" w:lineRule="exact"/>
       </w:pPr>
     </w:p>
     <w:tbl>
@@ -2994,18 +2998,18 @@
                 <w:rFonts w:ascii="Avenir Next" w:hAnsi="Avenir Next" w:cs="Avenir Next" w:eastAsia="Avenir Next"/>
                 <w:b/>
                 <w:color w:val="1A1A1A"/>
+                <w:sz w:val="22"/>
+                <w:szCs w:val="20"/>
+              </w:rPr>
+              <w:t xml:space="preserve">8.</w:t>
+            </w:r>
+            <w:r>
+              <w:rPr>
+                <w:rFonts w:ascii="Avenir Next" w:hAnsi="Avenir Next" w:cs="Avenir Next" w:eastAsia="Avenir Next"/>
+                <w:color w:val="1A1A1A"/>
                 <w:sz w:val="20"/>
                 <w:szCs w:val="20"/>
               </w:rPr>
-              <w:t xml:space="preserve">8.</w:t>
-            </w:r>
-            <w:r>
-              <w:rPr>
-                <w:rFonts w:ascii="Avenir Next" w:hAnsi="Avenir Next" w:cs="Avenir Next" w:eastAsia="Avenir Next"/>
-                <w:color w:val="1A1A1A"/>
-                <w:sz w:val="20"/>
-                <w:szCs w:val="20"/>
-              </w:rPr>
               <w:tab/>
             </w:r>
             <w:r>
@@ -3013,7 +3017,7 @@
                 <w:rFonts w:ascii="Avenir Next" w:hAnsi="Avenir Next" w:cs="Avenir Next" w:eastAsia="Avenir Next"/>
                 <w:b/>
                 <w:color w:val="1A1A1A"/>
-                <w:sz w:val="20"/>
+                <w:sz w:val="22"/>
                 <w:szCs w:val="20"/>
               </w:rPr>
               <w:t xml:space="preserve">Family Party.  </w:t>
@@ -3022,7 +3026,7 @@
               <w:rPr>
                 <w:rFonts w:ascii="Avenir Next" w:hAnsi="Avenir Next" w:cs="Avenir Next" w:eastAsia="Avenir Next"/>
                 <w:color w:val="1A1A1A"/>
-                <w:sz w:val="20"/>
+                <w:sz w:val="22"/>
                 <w:szCs w:val="20"/>
               </w:rPr>
               <w:t xml:space="preserve">Seven ages at a party are 6, 8, 10, 13, 15, 16 and 72.</w:t>
@@ -3042,10 +3046,28 @@
                 <w:rFonts w:ascii="Avenir Next" w:hAnsi="Avenir Next" w:cs="Avenir Next" w:eastAsia="Avenir Next"/>
                 <w:b/>
                 <w:color w:val="003A70"/>
+                <w:sz w:val="22"/>
+                <w:szCs w:val="20"/>
+              </w:rPr>
+              <w:t xml:space="preserve">a.</w:t>
+            </w:r>
+            <w:r>
+              <w:rPr>
+                <w:rFonts w:ascii="Avenir Next" w:hAnsi="Avenir Next" w:cs="Avenir Next" w:eastAsia="Avenir Next"/>
+                <w:color w:val="1A1A1A"/>
                 <w:sz w:val="20"/>
                 <w:szCs w:val="20"/>
               </w:rPr>
-              <w:t xml:space="preserve">a.</w:t>
+              <w:tab/>
+            </w:r>
+            <w:r>
+              <w:rPr>
+                <w:rFonts w:ascii="Avenir Next" w:hAnsi="Avenir Next" w:cs="Avenir Next" w:eastAsia="Avenir Next"/>
+                <w:color w:val="1A1A1A"/>
+                <w:sz w:val="22"/>
+                <w:szCs w:val="20"/>
+              </w:rPr>
+              <w:t xml:space="preserve">Median:</w:t>
             </w:r>
             <w:r>
               <w:rPr>
@@ -3054,7 +3076,7 @@
                 <w:sz w:val="20"/>
                 <w:szCs w:val="20"/>
               </w:rPr>
-              <w:tab/>
+              <w:t xml:space="preserve">  </w:t>
             </w:r>
             <w:r>
               <w:rPr>
@@ -3062,24 +3084,6 @@
                 <w:color w:val="1A1A1A"/>
                 <w:sz w:val="20"/>
                 <w:szCs w:val="20"/>
-              </w:rPr>
-              <w:t xml:space="preserve">Median:</w:t>
-            </w:r>
-            <w:r>
-              <w:rPr>
-                <w:rFonts w:ascii="Avenir Next" w:hAnsi="Avenir Next" w:cs="Avenir Next" w:eastAsia="Avenir Next"/>
-                <w:color w:val="1A1A1A"/>
-                <w:sz w:val="20"/>
-                <w:szCs w:val="20"/>
-              </w:rPr>
-              <w:t xml:space="preserve">  </w:t>
-            </w:r>
-            <w:r>
-              <w:rPr>
-                <w:rFonts w:ascii="Avenir Next" w:hAnsi="Avenir Next" w:cs="Avenir Next" w:eastAsia="Avenir Next"/>
-                <w:color w:val="1A1A1A"/>
-                <w:sz w:val="20"/>
-                <w:szCs w:val="20"/>
                 <w:u w:val="single"/>
               </w:rPr>
               <w:t xml:space="preserve">                </w:t>
@@ -3088,7 +3092,7 @@
               <w:rPr>
                 <w:rFonts w:ascii="Avenir Next" w:hAnsi="Avenir Next" w:cs="Avenir Next" w:eastAsia="Avenir Next"/>
                 <w:color w:val="1A1A1A"/>
-                <w:sz w:val="20"/>
+                <w:sz w:val="22"/>
                 <w:szCs w:val="20"/>
               </w:rPr>
               <w:t xml:space="preserve"> years</w:t>
@@ -3108,10 +3112,28 @@
                 <w:rFonts w:ascii="Avenir Next" w:hAnsi="Avenir Next" w:cs="Avenir Next" w:eastAsia="Avenir Next"/>
                 <w:b/>
                 <w:color w:val="003A70"/>
+                <w:sz w:val="22"/>
+                <w:szCs w:val="20"/>
+              </w:rPr>
+              <w:t xml:space="preserve">b.</w:t>
+            </w:r>
+            <w:r>
+              <w:rPr>
+                <w:rFonts w:ascii="Avenir Next" w:hAnsi="Avenir Next" w:cs="Avenir Next" w:eastAsia="Avenir Next"/>
+                <w:color w:val="1A1A1A"/>
                 <w:sz w:val="20"/>
                 <w:szCs w:val="20"/>
               </w:rPr>
-              <w:t xml:space="preserve">b.</w:t>
+              <w:tab/>
+            </w:r>
+            <w:r>
+              <w:rPr>
+                <w:rFonts w:ascii="Avenir Next" w:hAnsi="Avenir Next" w:cs="Avenir Next" w:eastAsia="Avenir Next"/>
+                <w:color w:val="1A1A1A"/>
+                <w:sz w:val="22"/>
+                <w:szCs w:val="20"/>
+              </w:rPr>
+              <w:t xml:space="preserve">Mean:</w:t>
             </w:r>
             <w:r>
               <w:rPr>
@@ -3120,7 +3142,7 @@
                 <w:sz w:val="20"/>
                 <w:szCs w:val="20"/>
               </w:rPr>
-              <w:tab/>
+              <w:t xml:space="preserve">  </w:t>
             </w:r>
             <w:r>
               <w:rPr>
@@ -3128,24 +3150,6 @@
                 <w:color w:val="1A1A1A"/>
                 <w:sz w:val="20"/>
                 <w:szCs w:val="20"/>
-              </w:rPr>
-              <w:t xml:space="preserve">Mean:</w:t>
-            </w:r>
-            <w:r>
-              <w:rPr>
-                <w:rFonts w:ascii="Avenir Next" w:hAnsi="Avenir Next" w:cs="Avenir Next" w:eastAsia="Avenir Next"/>
-                <w:color w:val="1A1A1A"/>
-                <w:sz w:val="20"/>
-                <w:szCs w:val="20"/>
-              </w:rPr>
-              <w:t xml:space="preserve">  </w:t>
-            </w:r>
-            <w:r>
-              <w:rPr>
-                <w:rFonts w:ascii="Avenir Next" w:hAnsi="Avenir Next" w:cs="Avenir Next" w:eastAsia="Avenir Next"/>
-                <w:color w:val="1A1A1A"/>
-                <w:sz w:val="20"/>
-                <w:szCs w:val="20"/>
                 <w:u w:val="single"/>
               </w:rPr>
               <w:t xml:space="preserve">                </w:t>
@@ -3154,7 +3158,7 @@
               <w:rPr>
                 <w:rFonts w:ascii="Avenir Next" w:hAnsi="Avenir Next" w:cs="Avenir Next" w:eastAsia="Avenir Next"/>
                 <w:color w:val="1A1A1A"/>
-                <w:sz w:val="20"/>
+                <w:sz w:val="22"/>
                 <w:szCs w:val="20"/>
               </w:rPr>
               <w:t xml:space="preserve"> years</w:t>
@@ -3174,10 +3178,28 @@
                 <w:rFonts w:ascii="Avenir Next" w:hAnsi="Avenir Next" w:cs="Avenir Next" w:eastAsia="Avenir Next"/>
                 <w:b/>
                 <w:color w:val="003A70"/>
+                <w:sz w:val="22"/>
+                <w:szCs w:val="20"/>
+              </w:rPr>
+              <w:t xml:space="preserve">c.</w:t>
+            </w:r>
+            <w:r>
+              <w:rPr>
+                <w:rFonts w:ascii="Avenir Next" w:hAnsi="Avenir Next" w:cs="Avenir Next" w:eastAsia="Avenir Next"/>
+                <w:color w:val="1A1A1A"/>
                 <w:sz w:val="20"/>
                 <w:szCs w:val="20"/>
               </w:rPr>
-              <w:t xml:space="preserve">c.</w:t>
+              <w:tab/>
+            </w:r>
+            <w:r>
+              <w:rPr>
+                <w:rFonts w:ascii="Avenir Next" w:hAnsi="Avenir Next" w:cs="Avenir Next" w:eastAsia="Avenir Next"/>
+                <w:color w:val="1A1A1A"/>
+                <w:sz w:val="22"/>
+                <w:szCs w:val="20"/>
+              </w:rPr>
+              <w:t xml:space="preserve">Which center describes the group better? Which spread goes with it?</w:t>
             </w:r>
             <w:r>
               <w:rPr>
@@ -3186,7 +3208,7 @@
                 <w:sz w:val="20"/>
                 <w:szCs w:val="20"/>
               </w:rPr>
-              <w:tab/>
+              <w:t xml:space="preserve">  </w:t>
             </w:r>
             <w:r>
               <w:rPr>
@@ -3194,24 +3216,6 @@
                 <w:color w:val="1A1A1A"/>
                 <w:sz w:val="20"/>
                 <w:szCs w:val="20"/>
-              </w:rPr>
-              <w:t xml:space="preserve">Which center describes the group better? Which spread goes with it?</w:t>
-            </w:r>
-            <w:r>
-              <w:rPr>
-                <w:rFonts w:ascii="Avenir Next" w:hAnsi="Avenir Next" w:cs="Avenir Next" w:eastAsia="Avenir Next"/>
-                <w:color w:val="1A1A1A"/>
-                <w:sz w:val="20"/>
-                <w:szCs w:val="20"/>
-              </w:rPr>
-              <w:t xml:space="preserve">  </w:t>
-            </w:r>
-            <w:r>
-              <w:rPr>
-                <w:rFonts w:ascii="Avenir Next" w:hAnsi="Avenir Next" w:cs="Avenir Next" w:eastAsia="Avenir Next"/>
-                <w:color w:val="1A1A1A"/>
-                <w:sz w:val="20"/>
-                <w:szCs w:val="20"/>
                 <w:u w:val="single"/>
               </w:rPr>
               <w:t xml:space="preserve">                      </w:t>
@@ -3219,7 +3223,7 @@
           </w:p>
           <w:p>
             <w:pPr>
-              <w:spacing w:before="0" w:after="0" w:line="60" w:lineRule="auto"/>
+              <w:spacing w:before="0" w:after="0" w:line="50" w:lineRule="exact"/>
             </w:pPr>
           </w:p>
           <w:tbl>
@@ -3277,7 +3281,7 @@
           </w:tbl>
           <w:p>
             <w:pPr>
-              <w:spacing w:before="0" w:after="0" w:line="24" w:lineRule="auto"/>
+              <w:spacing w:before="0" w:after="0" w:line="50" w:lineRule="exact"/>
             </w:pPr>
           </w:p>
         </w:tc>
@@ -3285,11 +3289,12 @@
     </w:tbl>
     <w:p>
       <w:pPr>
-        <w:spacing w:before="0" w:after="0" w:line="20" w:lineRule="exact"/>
+        <w:spacing w:before="0" w:after="0" w:line="50" w:lineRule="exact"/>
       </w:pPr>
     </w:p>
     <w:p>
       <w:pPr>
+        <w:pStyle w:val="Heading2"/>
         <w:keepNext/>
         <w:pBdr>
           <w:bottom w:val="single" w:sz="8" w:space="3" w:color="003A70"/>
@@ -3305,7 +3310,7 @@
           <w:b/>
           <w:color w:val="003A70"/>
           <w:spacing w:val="14"/>
-          <w:sz w:val="19"/>
+          <w:sz w:val="22"/>
           <w:szCs w:val="19"/>
         </w:rPr>
         <w:t xml:space="preserve">FIND THE ERROR</w:t>
@@ -3324,7 +3329,7 @@
           <w:rFonts w:ascii="Avenir Next" w:hAnsi="Avenir Next" w:cs="Avenir Next" w:eastAsia="Avenir Next"/>
           <w:i/>
           <w:color w:val="5A5F66"/>
-          <w:sz w:val="17"/>
+          <w:sz w:val="22"/>
           <w:szCs w:val="17"/>
         </w:rPr>
         <w:t xml:space="preserve">explain the mistake, then fix it</w:t>
@@ -3332,7 +3337,7 @@
     </w:p>
     <w:p>
       <w:pPr>
-        <w:spacing w:before="0" w:after="0" w:line="20" w:lineRule="exact"/>
+        <w:spacing w:before="0" w:after="0" w:line="50" w:lineRule="exact"/>
       </w:pPr>
     </w:p>
     <w:tbl>
@@ -3382,18 +3387,18 @@
                 <w:rFonts w:ascii="Avenir Next" w:hAnsi="Avenir Next" w:cs="Avenir Next" w:eastAsia="Avenir Next"/>
                 <w:b/>
                 <w:color w:val="1A1A1A"/>
+                <w:sz w:val="22"/>
+                <w:szCs w:val="20"/>
+              </w:rPr>
+              <w:t xml:space="preserve">9.</w:t>
+            </w:r>
+            <w:r>
+              <w:rPr>
+                <w:rFonts w:ascii="Avenir Next" w:hAnsi="Avenir Next" w:cs="Avenir Next" w:eastAsia="Avenir Next"/>
+                <w:color w:val="1A1A1A"/>
                 <w:sz w:val="20"/>
                 <w:szCs w:val="20"/>
               </w:rPr>
-              <w:t xml:space="preserve">9.</w:t>
-            </w:r>
-            <w:r>
-              <w:rPr>
-                <w:rFonts w:ascii="Avenir Next" w:hAnsi="Avenir Next" w:cs="Avenir Next" w:eastAsia="Avenir Next"/>
-                <w:color w:val="1A1A1A"/>
-                <w:sz w:val="20"/>
-                <w:szCs w:val="20"/>
-              </w:rPr>
               <w:tab/>
             </w:r>
             <w:r>
@@ -3401,7 +3406,7 @@
                 <w:rFonts w:ascii="Avenir Next" w:hAnsi="Avenir Next" w:cs="Avenir Next" w:eastAsia="Avenir Next"/>
                 <w:b/>
                 <w:color w:val="1A1A1A"/>
-                <w:sz w:val="20"/>
+                <w:sz w:val="22"/>
                 <w:szCs w:val="20"/>
               </w:rPr>
               <w:t xml:space="preserve">Jonah’s Work.  </w:t>
@@ -3410,7 +3415,7 @@
               <w:rPr>
                 <w:rFonts w:ascii="Avenir Next" w:hAnsi="Avenir Next" w:cs="Avenir Next" w:eastAsia="Avenir Next"/>
                 <w:color w:val="1A1A1A"/>
-                <w:sz w:val="20"/>
+                <w:sz w:val="22"/>
                 <w:szCs w:val="20"/>
               </w:rPr>
               <w:t xml:space="preserve">For 3, 4, 6, 8, 154, Jonah reported the mean, 35, as the typical value. Explain his mistake and give a better typical value.</w:t>
@@ -3456,7 +3461,7 @@
                 </w:tcPr>
                 <w:p>
                   <w:pPr>
-                    <w:spacing w:before="0" w:after="0" w:line="240" w:lineRule="auto"/>
+                    <w:spacing w:before="0" w:after="0" w:line="50" w:lineRule="exact"/>
                   </w:pPr>
                 </w:p>
               </w:tc>
@@ -3476,7 +3481,7 @@
                 </w:tcPr>
                 <w:p>
                   <w:pPr>
-                    <w:spacing w:before="0" w:after="0" w:line="240" w:lineRule="auto"/>
+                    <w:spacing w:before="0" w:after="0" w:line="50" w:lineRule="exact"/>
                   </w:pPr>
                 </w:p>
               </w:tc>
@@ -3484,7 +3489,7 @@
           </w:tbl>
           <w:p>
             <w:pPr>
-              <w:spacing w:before="0" w:after="0" w:line="24" w:lineRule="auto"/>
+              <w:spacing w:before="0" w:after="0" w:line="50" w:lineRule="exact"/>
             </w:pPr>
           </w:p>
         </w:tc>
@@ -3492,11 +3497,12 @@
     </w:tbl>
     <w:p>
       <w:pPr>
-        <w:spacing w:before="0" w:after="0" w:line="20" w:lineRule="exact"/>
+        <w:spacing w:before="0" w:after="0" w:line="50" w:lineRule="exact"/>
       </w:pPr>
     </w:p>
     <w:p>
       <w:pPr>
+        <w:pStyle w:val="Heading2"/>
         <w:keepNext/>
         <w:pBdr>
           <w:bottom w:val="single" w:sz="8" w:space="3" w:color="003A70"/>
@@ -3512,7 +3518,7 @@
           <w:b/>
           <w:color w:val="003A70"/>
           <w:spacing w:val="14"/>
-          <w:sz w:val="19"/>
+          <w:sz w:val="22"/>
           <w:szCs w:val="19"/>
         </w:rPr>
         <w:t xml:space="preserve">TEST PRACTICE</w:t>
@@ -3531,7 +3537,7 @@
           <w:rFonts w:ascii="Avenir Next" w:hAnsi="Avenir Next" w:cs="Avenir Next" w:eastAsia="Avenir Next"/>
           <w:i/>
           <w:color w:val="5A5F66"/>
-          <w:sz w:val="17"/>
+          <w:sz w:val="22"/>
           <w:szCs w:val="17"/>
         </w:rPr>
         <w:t xml:space="preserve">choose the best answer</w:t>
@@ -3539,7 +3545,7 @@
     </w:p>
     <w:p>
       <w:pPr>
-        <w:spacing w:before="0" w:after="0" w:line="20" w:lineRule="exact"/>
+        <w:spacing w:before="0" w:after="0" w:line="50" w:lineRule="exact"/>
       </w:pPr>
     </w:p>
     <w:tbl>
@@ -3589,25 +3595,25 @@
                 <w:rFonts w:ascii="Avenir Next" w:hAnsi="Avenir Next" w:cs="Avenir Next" w:eastAsia="Avenir Next"/>
                 <w:b/>
                 <w:color w:val="1A1A1A"/>
+                <w:sz w:val="22"/>
+                <w:szCs w:val="20"/>
+              </w:rPr>
+              <w:t xml:space="preserve">10.</w:t>
+            </w:r>
+            <w:r>
+              <w:rPr>
+                <w:rFonts w:ascii="Avenir Next" w:hAnsi="Avenir Next" w:cs="Avenir Next" w:eastAsia="Avenir Next"/>
+                <w:color w:val="1A1A1A"/>
                 <w:sz w:val="20"/>
                 <w:szCs w:val="20"/>
               </w:rPr>
-              <w:t xml:space="preserve">10.</w:t>
-            </w:r>
-            <w:r>
-              <w:rPr>
-                <w:rFonts w:ascii="Avenir Next" w:hAnsi="Avenir Next" w:cs="Avenir Next" w:eastAsia="Avenir Next"/>
-                <w:color w:val="1A1A1A"/>
-                <w:sz w:val="20"/>
-                <w:szCs w:val="20"/>
-              </w:rPr>
               <w:tab/>
             </w:r>
             <w:r>
               <w:rPr>
                 <w:rFonts w:ascii="Avenir Next" w:hAnsi="Avenir Next" w:cs="Avenir Next" w:eastAsia="Avenir Next"/>
                 <w:color w:val="1A1A1A"/>
-                <w:sz w:val="20"/>
+                <w:sz w:val="22"/>
                 <w:szCs w:val="20"/>
               </w:rPr>
               <w:t xml:space="preserve">Roughly symmetric data with no outlier is best described by the —</w:t>
@@ -3663,7 +3669,7 @@
                       <w:rFonts w:ascii="Avenir Next" w:hAnsi="Avenir Next" w:cs="Avenir Next" w:eastAsia="Avenir Next"/>
                       <w:b/>
                       <w:color w:val="003A70"/>
-                      <w:sz w:val="19"/>
+                      <w:sz w:val="22"/>
                       <w:szCs w:val="19"/>
                     </w:rPr>
                     <w:t xml:space="preserve">A</w:t>
@@ -3681,7 +3687,7 @@
                     <w:rPr>
                       <w:rFonts w:ascii="Avenir Next" w:hAnsi="Avenir Next" w:cs="Avenir Next" w:eastAsia="Avenir Next"/>
                       <w:color w:val="1A1A1A"/>
-                      <w:sz w:val="19"/>
+                      <w:sz w:val="22"/>
                       <w:szCs w:val="19"/>
                     </w:rPr>
                     <w:t xml:space="preserve">range</w:t>
@@ -3706,7 +3712,7 @@
                       <w:rFonts w:ascii="Avenir Next" w:hAnsi="Avenir Next" w:cs="Avenir Next" w:eastAsia="Avenir Next"/>
                       <w:b/>
                       <w:color w:val="003A70"/>
-                      <w:sz w:val="19"/>
+                      <w:sz w:val="22"/>
                       <w:szCs w:val="19"/>
                     </w:rPr>
                     <w:t xml:space="preserve">B</w:t>
@@ -3724,7 +3730,7 @@
                     <w:rPr>
                       <w:rFonts w:ascii="Avenir Next" w:hAnsi="Avenir Next" w:cs="Avenir Next" w:eastAsia="Avenir Next"/>
                       <w:color w:val="1A1A1A"/>
-                      <w:sz w:val="19"/>
+                      <w:sz w:val="22"/>
                       <w:szCs w:val="19"/>
                     </w:rPr>
                     <w:t xml:space="preserve">IQR</w:t>
@@ -3749,7 +3755,7 @@
                       <w:rFonts w:ascii="Avenir Next" w:hAnsi="Avenir Next" w:cs="Avenir Next" w:eastAsia="Avenir Next"/>
                       <w:b/>
                       <w:color w:val="003A70"/>
-                      <w:sz w:val="19"/>
+                      <w:sz w:val="22"/>
                       <w:szCs w:val="19"/>
                     </w:rPr>
                     <w:t xml:space="preserve">C</w:t>
@@ -3767,7 +3773,7 @@
                     <w:rPr>
                       <w:rFonts w:ascii="Avenir Next" w:hAnsi="Avenir Next" w:cs="Avenir Next" w:eastAsia="Avenir Next"/>
                       <w:color w:val="1A1A1A"/>
-                      <w:sz w:val="19"/>
+                      <w:sz w:val="22"/>
                       <w:szCs w:val="19"/>
                     </w:rPr>
                     <w:t xml:space="preserve">outlier</w:t>
@@ -3792,7 +3798,7 @@
                       <w:rFonts w:ascii="Avenir Next" w:hAnsi="Avenir Next" w:cs="Avenir Next" w:eastAsia="Avenir Next"/>
                       <w:b/>
                       <w:color w:val="003A70"/>
-                      <w:sz w:val="19"/>
+                      <w:sz w:val="22"/>
                       <w:szCs w:val="19"/>
                     </w:rPr>
                     <w:t xml:space="preserve">D</w:t>
@@ -3810,7 +3816,7 @@
                     <w:rPr>
                       <w:rFonts w:ascii="Avenir Next" w:hAnsi="Avenir Next" w:cs="Avenir Next" w:eastAsia="Avenir Next"/>
                       <w:color w:val="1A1A1A"/>
-                      <w:sz w:val="19"/>
+                      <w:sz w:val="22"/>
                       <w:szCs w:val="19"/>
                     </w:rPr>
                     <w:t xml:space="preserve">mean</w:t>
@@ -3821,7 +3827,7 @@
           </w:tbl>
           <w:p>
             <w:pPr>
-              <w:spacing w:before="0" w:after="0" w:line="24" w:lineRule="auto"/>
+              <w:spacing w:before="0" w:after="0" w:line="50" w:lineRule="exact"/>
             </w:pPr>
           </w:p>
         </w:tc>
@@ -3829,12 +3835,12 @@
     </w:tbl>
     <w:p>
       <w:pPr>
-        <w:spacing w:before="0" w:after="0" w:line="20" w:lineRule="exact"/>
+        <w:spacing w:before="0" w:after="0" w:line="50" w:lineRule="exact"/>
       </w:pPr>
     </w:p>
     <w:p>
       <w:pPr>
-        <w:spacing w:before="0" w:after="0" w:line="20" w:lineRule="exact"/>
+        <w:spacing w:before="0" w:after="0" w:line="50" w:lineRule="exact"/>
       </w:pPr>
     </w:p>
     <w:tbl>
@@ -3884,25 +3890,25 @@
                 <w:rFonts w:ascii="Avenir Next" w:hAnsi="Avenir Next" w:cs="Avenir Next" w:eastAsia="Avenir Next"/>
                 <w:b/>
                 <w:color w:val="1A1A1A"/>
+                <w:sz w:val="22"/>
+                <w:szCs w:val="20"/>
+              </w:rPr>
+              <w:t xml:space="preserve">11.</w:t>
+            </w:r>
+            <w:r>
+              <w:rPr>
+                <w:rFonts w:ascii="Avenir Next" w:hAnsi="Avenir Next" w:cs="Avenir Next" w:eastAsia="Avenir Next"/>
+                <w:color w:val="1A1A1A"/>
                 <w:sz w:val="20"/>
                 <w:szCs w:val="20"/>
               </w:rPr>
-              <w:t xml:space="preserve">11.</w:t>
-            </w:r>
-            <w:r>
-              <w:rPr>
-                <w:rFonts w:ascii="Avenir Next" w:hAnsi="Avenir Next" w:cs="Avenir Next" w:eastAsia="Avenir Next"/>
-                <w:color w:val="1A1A1A"/>
-                <w:sz w:val="20"/>
-                <w:szCs w:val="20"/>
-              </w:rPr>
               <w:tab/>
             </w:r>
             <w:r>
               <w:rPr>
                 <w:rFonts w:ascii="Avenir Next" w:hAnsi="Avenir Next" w:cs="Avenir Next" w:eastAsia="Avenir Next"/>
                 <w:color w:val="1A1A1A"/>
-                <w:sz w:val="20"/>
+                <w:sz w:val="22"/>
                 <w:szCs w:val="20"/>
               </w:rPr>
               <w:t xml:space="preserve">The mean naturally pairs with the —</w:t>
@@ -3958,7 +3964,7 @@
                       <w:rFonts w:ascii="Avenir Next" w:hAnsi="Avenir Next" w:cs="Avenir Next" w:eastAsia="Avenir Next"/>
                       <w:b/>
                       <w:color w:val="003A70"/>
-                      <w:sz w:val="19"/>
+                      <w:sz w:val="22"/>
                       <w:szCs w:val="19"/>
                     </w:rPr>
                     <w:t xml:space="preserve">A</w:t>
@@ -3976,7 +3982,7 @@
                     <w:rPr>
                       <w:rFonts w:ascii="Avenir Next" w:hAnsi="Avenir Next" w:cs="Avenir Next" w:eastAsia="Avenir Next"/>
                       <w:color w:val="1A1A1A"/>
-                      <w:sz w:val="19"/>
+                      <w:sz w:val="22"/>
                       <w:szCs w:val="19"/>
                     </w:rPr>
                     <w:t xml:space="preserve">IQR</w:t>
@@ -4001,7 +4007,7 @@
                       <w:rFonts w:ascii="Avenir Next" w:hAnsi="Avenir Next" w:cs="Avenir Next" w:eastAsia="Avenir Next"/>
                       <w:b/>
                       <w:color w:val="003A70"/>
-                      <w:sz w:val="19"/>
+                      <w:sz w:val="22"/>
                       <w:szCs w:val="19"/>
                     </w:rPr>
                     <w:t xml:space="preserve">B</w:t>
@@ -4019,7 +4025,7 @@
                     <w:rPr>
                       <w:rFonts w:ascii="Avenir Next" w:hAnsi="Avenir Next" w:cs="Avenir Next" w:eastAsia="Avenir Next"/>
                       <w:color w:val="1A1A1A"/>
-                      <w:sz w:val="19"/>
+                      <w:sz w:val="22"/>
                       <w:szCs w:val="19"/>
                     </w:rPr>
                     <w:t xml:space="preserve">median</w:t>
@@ -4044,7 +4050,7 @@
                       <w:rFonts w:ascii="Avenir Next" w:hAnsi="Avenir Next" w:cs="Avenir Next" w:eastAsia="Avenir Next"/>
                       <w:b/>
                       <w:color w:val="003A70"/>
-                      <w:sz w:val="19"/>
+                      <w:sz w:val="22"/>
                       <w:szCs w:val="19"/>
                     </w:rPr>
                     <w:t xml:space="preserve">C</w:t>
@@ -4062,7 +4068,7 @@
                     <w:rPr>
                       <w:rFonts w:ascii="Avenir Next" w:hAnsi="Avenir Next" w:cs="Avenir Next" w:eastAsia="Avenir Next"/>
                       <w:color w:val="1A1A1A"/>
-                      <w:sz w:val="19"/>
+                      <w:sz w:val="22"/>
                       <w:szCs w:val="19"/>
                     </w:rPr>
                     <w:t xml:space="preserve">MAD</w:t>
@@ -4087,7 +4093,7 @@
                       <w:rFonts w:ascii="Avenir Next" w:hAnsi="Avenir Next" w:cs="Avenir Next" w:eastAsia="Avenir Next"/>
                       <w:b/>
                       <w:color w:val="003A70"/>
-                      <w:sz w:val="19"/>
+                      <w:sz w:val="22"/>
                       <w:szCs w:val="19"/>
                     </w:rPr>
                     <w:t xml:space="preserve">D</w:t>
@@ -4105,7 +4111,7 @@
                     <w:rPr>
                       <w:rFonts w:ascii="Avenir Next" w:hAnsi="Avenir Next" w:cs="Avenir Next" w:eastAsia="Avenir Next"/>
                       <w:color w:val="1A1A1A"/>
-                      <w:sz w:val="19"/>
+                      <w:sz w:val="22"/>
                       <w:szCs w:val="19"/>
                     </w:rPr>
                     <w:t xml:space="preserve">range</w:t>
@@ -4116,7 +4122,7 @@
           </w:tbl>
           <w:p>
             <w:pPr>
-              <w:spacing w:before="0" w:after="0" w:line="24" w:lineRule="auto"/>
+              <w:spacing w:before="0" w:after="0" w:line="50" w:lineRule="exact"/>
             </w:pPr>
           </w:p>
         </w:tc>
@@ -4124,11 +4130,12 @@
     </w:tbl>
     <w:p>
       <w:pPr>
-        <w:spacing w:before="0" w:after="0" w:line="20" w:lineRule="exact"/>
+        <w:spacing w:before="0" w:after="0" w:line="50" w:lineRule="exact"/>
       </w:pPr>
     </w:p>
     <w:p>
       <w:pPr>
+        <w:pStyle w:val="Heading2"/>
         <w:keepNext/>
         <w:pBdr>
           <w:bottom w:val="single" w:sz="8" w:space="3" w:color="003A70"/>
@@ -4144,7 +4151,7 @@
           <w:b/>
           <w:color w:val="003A70"/>
           <w:spacing w:val="14"/>
-          <w:sz w:val="19"/>
+          <w:sz w:val="22"/>
           <w:szCs w:val="19"/>
         </w:rPr>
         <w:t xml:space="preserve">SELF-CHECK CODE</w:t>
@@ -4163,7 +4170,7 @@
           <w:rFonts w:ascii="Avenir Next" w:hAnsi="Avenir Next" w:cs="Avenir Next" w:eastAsia="Avenir Next"/>
           <w:i/>
           <w:color w:val="5A5F66"/>
-          <w:sz w:val="17"/>
+          <w:sz w:val="22"/>
           <w:szCs w:val="17"/>
         </w:rPr>
         <w:t xml:space="preserve">find your answer · copy its letter into that problem’s box · spell a math word</w:t>
@@ -4222,7 +4229,7 @@
                 <w:rFonts w:ascii="Avenir Next" w:hAnsi="Avenir Next" w:cs="Avenir Next" w:eastAsia="Avenir Next"/>
                 <w:b/>
                 <w:color w:val="1A1A1A"/>
-                <w:sz w:val="18"/>
+                <w:sz w:val="22"/>
                 <w:szCs w:val="18"/>
               </w:rPr>
               <w:t xml:space="preserve">19</w:t>
@@ -4238,7 +4245,7 @@
                 <w:rFonts w:ascii="Avenir Next" w:hAnsi="Avenir Next" w:cs="Avenir Next" w:eastAsia="Avenir Next"/>
                 <w:b/>
                 <w:color w:val="003A70"/>
-                <w:sz w:val="18"/>
+                <w:sz w:val="22"/>
                 <w:szCs w:val="18"/>
               </w:rPr>
               <w:t xml:space="preserve">M</w:t>
@@ -4261,7 +4268,7 @@
                 <w:rFonts w:ascii="Avenir Next" w:hAnsi="Avenir Next" w:cs="Avenir Next" w:eastAsia="Avenir Next"/>
                 <w:b/>
                 <w:color w:val="1A1A1A"/>
-                <w:sz w:val="18"/>
+                <w:sz w:val="22"/>
                 <w:szCs w:val="18"/>
               </w:rPr>
               <w:t xml:space="preserve">37.5</w:t>
@@ -4277,7 +4284,7 @@
                 <w:rFonts w:ascii="Avenir Next" w:hAnsi="Avenir Next" w:cs="Avenir Next" w:eastAsia="Avenir Next"/>
                 <w:b/>
                 <w:color w:val="003A70"/>
-                <w:sz w:val="18"/>
+                <w:sz w:val="22"/>
                 <w:szCs w:val="18"/>
               </w:rPr>
               <w:t xml:space="preserve">X</w:t>
@@ -4300,7 +4307,7 @@
                 <w:rFonts w:ascii="Avenir Next" w:hAnsi="Avenir Next" w:cs="Avenir Next" w:eastAsia="Avenir Next"/>
                 <w:b/>
                 <w:color w:val="1A1A1A"/>
-                <w:sz w:val="18"/>
+                <w:sz w:val="22"/>
                 <w:szCs w:val="18"/>
               </w:rPr>
               <w:t xml:space="preserve">40</w:t>
@@ -4316,7 +4323,7 @@
                 <w:rFonts w:ascii="Avenir Next" w:hAnsi="Avenir Next" w:cs="Avenir Next" w:eastAsia="Avenir Next"/>
                 <w:b/>
                 <w:color w:val="003A70"/>
-                <w:sz w:val="18"/>
+                <w:sz w:val="22"/>
                 <w:szCs w:val="18"/>
               </w:rPr>
               <w:t xml:space="preserve">Q</w:t>
@@ -4339,7 +4346,7 @@
                 <w:rFonts w:ascii="Avenir Next" w:hAnsi="Avenir Next" w:cs="Avenir Next" w:eastAsia="Avenir Next"/>
                 <w:b/>
                 <w:color w:val="1A1A1A"/>
-                <w:sz w:val="18"/>
+                <w:sz w:val="22"/>
                 <w:szCs w:val="18"/>
               </w:rPr>
               <w:t xml:space="preserve">28</w:t>
@@ -4355,7 +4362,7 @@
                 <w:rFonts w:ascii="Avenir Next" w:hAnsi="Avenir Next" w:cs="Avenir Next" w:eastAsia="Avenir Next"/>
                 <w:b/>
                 <w:color w:val="003A70"/>
-                <w:sz w:val="18"/>
+                <w:sz w:val="22"/>
                 <w:szCs w:val="18"/>
               </w:rPr>
               <w:t xml:space="preserve">D</w:t>
@@ -4378,7 +4385,7 @@
                 <w:rFonts w:ascii="Avenir Next" w:hAnsi="Avenir Next" w:cs="Avenir Next" w:eastAsia="Avenir Next"/>
                 <w:b/>
                 <w:color w:val="1A1A1A"/>
-                <w:sz w:val="18"/>
+                <w:sz w:val="22"/>
                 <w:szCs w:val="18"/>
               </w:rPr>
               <w:t xml:space="preserve">74</w:t>
@@ -4394,7 +4401,7 @@
                 <w:rFonts w:ascii="Avenir Next" w:hAnsi="Avenir Next" w:cs="Avenir Next" w:eastAsia="Avenir Next"/>
                 <w:b/>
                 <w:color w:val="003A70"/>
-                <w:sz w:val="18"/>
+                <w:sz w:val="22"/>
                 <w:szCs w:val="18"/>
               </w:rPr>
               <w:t xml:space="preserve">N</w:t>
@@ -4417,7 +4424,7 @@
                 <w:rFonts w:ascii="Avenir Next" w:hAnsi="Avenir Next" w:cs="Avenir Next" w:eastAsia="Avenir Next"/>
                 <w:b/>
                 <w:color w:val="1A1A1A"/>
-                <w:sz w:val="18"/>
+                <w:sz w:val="22"/>
                 <w:szCs w:val="18"/>
               </w:rPr>
               <w:t xml:space="preserve">13</w:t>
@@ -4433,7 +4440,7 @@
                 <w:rFonts w:ascii="Avenir Next" w:hAnsi="Avenir Next" w:cs="Avenir Next" w:eastAsia="Avenir Next"/>
                 <w:b/>
                 <w:color w:val="003A70"/>
-                <w:sz w:val="18"/>
+                <w:sz w:val="22"/>
                 <w:szCs w:val="18"/>
               </w:rPr>
               <w:t xml:space="preserve">S</w:t>
@@ -4456,7 +4463,7 @@
                 <w:rFonts w:ascii="Avenir Next" w:hAnsi="Avenir Next" w:cs="Avenir Next" w:eastAsia="Avenir Next"/>
                 <w:b/>
                 <w:color w:val="1A1A1A"/>
-                <w:sz w:val="18"/>
+                <w:sz w:val="22"/>
                 <w:szCs w:val="18"/>
               </w:rPr>
               <w:t xml:space="preserve">99</w:t>
@@ -4472,7 +4479,7 @@
                 <w:rFonts w:ascii="Avenir Next" w:hAnsi="Avenir Next" w:cs="Avenir Next" w:eastAsia="Avenir Next"/>
                 <w:b/>
                 <w:color w:val="003A70"/>
-                <w:sz w:val="18"/>
+                <w:sz w:val="22"/>
                 <w:szCs w:val="18"/>
               </w:rPr>
               <w:t xml:space="preserve">E</w:t>
@@ -4495,7 +4502,7 @@
                 <w:rFonts w:ascii="Avenir Next" w:hAnsi="Avenir Next" w:cs="Avenir Next" w:eastAsia="Avenir Next"/>
                 <w:b/>
                 <w:color w:val="1A1A1A"/>
-                <w:sz w:val="18"/>
+                <w:sz w:val="22"/>
                 <w:szCs w:val="18"/>
               </w:rPr>
               <w:t xml:space="preserve">72</w:t>
@@ -4511,7 +4518,7 @@
                 <w:rFonts w:ascii="Avenir Next" w:hAnsi="Avenir Next" w:cs="Avenir Next" w:eastAsia="Avenir Next"/>
                 <w:b/>
                 <w:color w:val="003A70"/>
-                <w:sz w:val="18"/>
+                <w:sz w:val="22"/>
                 <w:szCs w:val="18"/>
               </w:rPr>
               <w:t xml:space="preserve">I</w:t>
@@ -4534,7 +4541,7 @@
                 <w:rFonts w:ascii="Avenir Next" w:hAnsi="Avenir Next" w:cs="Avenir Next" w:eastAsia="Avenir Next"/>
                 <w:b/>
                 <w:color w:val="1A1A1A"/>
-                <w:sz w:val="18"/>
+                <w:sz w:val="22"/>
                 <w:szCs w:val="18"/>
               </w:rPr>
               <w:t xml:space="preserve">90</w:t>
@@ -4550,7 +4557,7 @@
                 <w:rFonts w:ascii="Avenir Next" w:hAnsi="Avenir Next" w:cs="Avenir Next" w:eastAsia="Avenir Next"/>
                 <w:b/>
                 <w:color w:val="003A70"/>
-                <w:sz w:val="18"/>
+                <w:sz w:val="22"/>
                 <w:szCs w:val="18"/>
               </w:rPr>
               <w:t xml:space="preserve">Z</w:t>
@@ -4573,7 +4580,7 @@
                 <w:rFonts w:ascii="Avenir Next" w:hAnsi="Avenir Next" w:cs="Avenir Next" w:eastAsia="Avenir Next"/>
                 <w:b/>
                 <w:color w:val="1A1A1A"/>
-                <w:sz w:val="18"/>
+                <w:sz w:val="22"/>
                 <w:szCs w:val="18"/>
               </w:rPr>
               <w:t xml:space="preserve">41</w:t>
@@ -4589,7 +4596,7 @@
                 <w:rFonts w:ascii="Avenir Next" w:hAnsi="Avenir Next" w:cs="Avenir Next" w:eastAsia="Avenir Next"/>
                 <w:b/>
                 <w:color w:val="003A70"/>
-                <w:sz w:val="18"/>
+                <w:sz w:val="22"/>
                 <w:szCs w:val="18"/>
               </w:rPr>
               <w:t xml:space="preserve">A</w:t>
@@ -4600,7 +4607,7 @@
     </w:tbl>
     <w:p>
       <w:pPr>
-        <w:spacing w:before="0" w:after="0" w:line="60" w:lineRule="auto"/>
+        <w:spacing w:before="0" w:after="0" w:line="50" w:lineRule="exact"/>
       </w:pPr>
     </w:p>
     <w:tbl>
@@ -4789,7 +4796,7 @@
     </w:tbl>
     <w:p>
       <w:pPr>
-        <w:spacing w:before="0" w:after="0" w:line="40" w:lineRule="auto"/>
+        <w:spacing w:before="0" w:after="0" w:line="50" w:lineRule="exact"/>
       </w:pPr>
     </w:p>
     <w:tbl>
@@ -4831,6 +4838,7 @@
           </w:tcPr>
           <w:p>
             <w:pPr>
+              <w:pStyle w:val="Heading2"/>
               <w:spacing w:before="0" w:after="0" w:line="240" w:lineRule="auto"/>
             </w:pPr>
             <w:r>
@@ -4868,7 +4876,7 @@
               <w:rPr>
                 <w:rFonts w:ascii="Avenir Next" w:hAnsi="Avenir Next" w:cs="Avenir Next" w:eastAsia="Avenir Next"/>
                 <w:color w:val="1A1A1A"/>
-                <w:sz w:val="17"/>
+                <w:sz w:val="22"/>
                 <w:szCs w:val="17"/>
               </w:rPr>
               <w:t xml:space="preserve">  I can do this on my own</w:t>
@@ -4897,7 +4905,7 @@
               <w:rPr>
                 <w:rFonts w:ascii="Avenir Next" w:hAnsi="Avenir Next" w:cs="Avenir Next" w:eastAsia="Avenir Next"/>
                 <w:color w:val="1A1A1A"/>
-                <w:sz w:val="17"/>
+                <w:sz w:val="22"/>
                 <w:szCs w:val="17"/>
               </w:rPr>
               <w:t xml:space="preserve">  I need a little help</w:t>
@@ -4926,7 +4934,7 @@
               <w:rPr>
                 <w:rFonts w:ascii="Avenir Next" w:hAnsi="Avenir Next" w:cs="Avenir Next" w:eastAsia="Avenir Next"/>
                 <w:color w:val="1A1A1A"/>
-                <w:sz w:val="17"/>
+                <w:sz w:val="22"/>
                 <w:szCs w:val="17"/>
               </w:rPr>
               <w:t xml:space="preserve">  I have a question about #</w:t>
@@ -4947,7 +4955,7 @@
     </w:tbl>
     <w:p>
       <w:pPr>
-        <w:spacing w:before="0" w:after="0" w:line="20" w:lineRule="exact"/>
+        <w:spacing w:before="0" w:after="0" w:line="50" w:lineRule="exact"/>
       </w:pPr>
     </w:p>
     <w:sectPr>
@@ -5033,7 +5041,106 @@
               <w:sz w:val="15"/>
               <w:szCs w:val="15"/>
             </w:rPr>
-            <w:t xml:space="preserve">Lesson 2-10  ·  Session 1  ·  Practice Form B</w:t>
+            <w:t xml:space="preserve">2-10 · Page </w:t>
+          </w:r>
+          <w:r>
+            <w:rPr>
+              <w:rFonts w:ascii="Avenir Next" w:hAnsi="Avenir Next" w:cs="Avenir Next" w:eastAsia="Avenir Next"/>
+              <w:color w:val="5A5F66"/>
+              <w:sz w:val="15"/>
+              <w:szCs w:val="15"/>
+            </w:rPr>
+            <w:fldChar w:fldCharType="begin"/>
+          </w:r>
+          <w:r>
+            <w:rPr>
+              <w:rFonts w:ascii="Avenir Next" w:hAnsi="Avenir Next" w:cs="Avenir Next" w:eastAsia="Avenir Next"/>
+              <w:color w:val="5A5F66"/>
+              <w:sz w:val="15"/>
+              <w:szCs w:val="15"/>
+            </w:rPr>
+            <w:instrText xml:space="preserve"> PAGE </w:instrText>
+          </w:r>
+          <w:r>
+            <w:rPr>
+              <w:rFonts w:ascii="Avenir Next" w:hAnsi="Avenir Next" w:cs="Avenir Next" w:eastAsia="Avenir Next"/>
+              <w:color w:val="5A5F66"/>
+              <w:sz w:val="15"/>
+              <w:szCs w:val="15"/>
+            </w:rPr>
+            <w:fldChar w:fldCharType="separate"/>
+          </w:r>
+          <w:r>
+            <w:rPr>
+              <w:rFonts w:ascii="Avenir Next" w:hAnsi="Avenir Next" w:cs="Avenir Next" w:eastAsia="Avenir Next"/>
+              <w:color w:val="5A5F66"/>
+              <w:sz w:val="15"/>
+              <w:szCs w:val="15"/>
+            </w:rPr>
+            <w:t xml:space="preserve">1</w:t>
+          </w:r>
+          <w:r>
+            <w:rPr>
+              <w:rFonts w:ascii="Avenir Next" w:hAnsi="Avenir Next" w:cs="Avenir Next" w:eastAsia="Avenir Next"/>
+              <w:color w:val="5A5F66"/>
+              <w:sz w:val="15"/>
+              <w:szCs w:val="15"/>
+            </w:rPr>
+            <w:fldChar w:fldCharType="end"/>
+          </w:r>
+          <w:r>
+            <w:rPr>
+              <w:rFonts w:ascii="Avenir Next" w:hAnsi="Avenir Next" w:cs="Avenir Next" w:eastAsia="Avenir Next"/>
+              <w:color w:val="5A5F66"/>
+              <w:sz w:val="15"/>
+              <w:szCs w:val="15"/>
+            </w:rPr>
+            <w:t xml:space="preserve"> of </w:t>
+          </w:r>
+          <w:r>
+            <w:rPr>
+              <w:rFonts w:ascii="Avenir Next" w:hAnsi="Avenir Next" w:cs="Avenir Next" w:eastAsia="Avenir Next"/>
+              <w:color w:val="5A5F66"/>
+              <w:sz w:val="15"/>
+              <w:szCs w:val="15"/>
+            </w:rPr>
+            <w:fldChar w:fldCharType="begin"/>
+          </w:r>
+          <w:r>
+            <w:rPr>
+              <w:rFonts w:ascii="Avenir Next" w:hAnsi="Avenir Next" w:cs="Avenir Next" w:eastAsia="Avenir Next"/>
+              <w:color w:val="5A5F66"/>
+              <w:sz w:val="15"/>
+              <w:szCs w:val="15"/>
+            </w:rPr>
+            <w:instrText xml:space="preserve"> NUMPAGES </w:instrText>
+          </w:r>
+          <w:r>
+            <w:rPr>
+              <w:rFonts w:ascii="Avenir Next" w:hAnsi="Avenir Next" w:cs="Avenir Next" w:eastAsia="Avenir Next"/>
+              <w:color w:val="5A5F66"/>
+              <w:sz w:val="15"/>
+              <w:szCs w:val="15"/>
+            </w:rPr>
+            <w:fldChar w:fldCharType="separate"/>
+          </w:r>
+          <w:r>
+            <w:rPr>
+              <w:rFonts w:ascii="Avenir Next" w:hAnsi="Avenir Next" w:cs="Avenir Next" w:eastAsia="Avenir Next"/>
+              <w:color w:val="5A5F66"/>
+              <w:sz w:val="15"/>
+              <w:szCs w:val="15"/>
+            </w:rPr>
+            <w:t xml:space="preserve">1</w:t>
+          </w:r>
+          <w:r>
+            <w:rPr>
+              <w:rFonts w:ascii="Avenir Next" w:hAnsi="Avenir Next" w:cs="Avenir Next" w:eastAsia="Avenir Next"/>
+              <w:color w:val="5A5F66"/>
+              <w:sz w:val="15"/>
+              <w:szCs w:val="15"/>
+            </w:rPr>
+            <w:fldChar w:fldCharType="end"/>
           </w:r>
         </w:p>
       </w:tc>
@@ -5076,5 +5183,23 @@
       </w:tblCellMar>
     </w:tblPr>
   </w:style>
+  <w:style w:type="paragraph" w:styleId="Heading1">
+    <w:name w:val="heading 1"/>
+    <w:basedOn w:val="Normal"/>
+    <w:pPr>
+      <w:outlineLvl w:val="0"/>
+      <w:keepNext w:val="0"/>
+      <w:keepLines w:val="0"/>
+    </w:pPr>
+  </w:style>
+  <w:style w:type="paragraph" w:styleId="Heading2">
+    <w:name w:val="heading 2"/>
+    <w:basedOn w:val="Normal"/>
+    <w:pPr>
+      <w:outlineLvl w:val="1"/>
+      <w:keepNext w:val="0"/>
+      <w:keepLines w:val="0"/>
+    </w:pPr>
+  </w:style>
 </w:styles>
 </file>